--- a/ontapGK/Lab6_dynamodb_ondocker.docx
+++ b/ontapGK/Lab6_dynamodb_ondocker.docx
@@ -1,11 +1,10 @@
 
 <file path=word/document.xml><?xml version="1.0" encoding="utf-8"?>
-<w:document xmlns:wpc="http://schemas.microsoft.com/office/word/2010/wordprocessingCanvas" xmlns:cx="http://schemas.microsoft.com/office/drawing/2014/chartex" xmlns:cx1="http://schemas.microsoft.com/office/drawing/2015/9/8/chartex" xmlns:cx2="http://schemas.microsoft.com/office/drawing/2015/10/21/chartex" xmlns:cx3="http://schemas.microsoft.com/office/drawing/2016/5/9/chartex" xmlns:cx4="http://schemas.microsoft.com/office/drawing/2016/5/10/chartex" xmlns:cx5="http://schemas.microsoft.com/office/drawing/2016/5/11/chartex" xmlns:cx6="http://schemas.microsoft.com/office/drawing/2016/5/12/chartex" xmlns:cx7="http://schemas.microsoft.com/office/drawing/2016/5/13/chartex" xmlns:cx8="http://schemas.microsoft.com/office/drawing/2016/5/14/chartex" xmlns:mc="http://schemas.openxmlformats.org/markup-compatibility/2006" xmlns:aink="http://schemas.microsoft.com/office/drawing/2016/ink" xmlns:am3d="http://schemas.microsoft.com/office/drawing/2017/model3d" xmlns:o="urn:schemas-microsoft-com:office:office" xmlns:oel="http://schemas.microsoft.com/office/2019/extlst" xmlns:r="http://schemas.openxmlformats.org/officeDocument/2006/relationships" xmlns:m="http://schemas.openxmlformats.org/officeDocument/2006/math" xmlns:v="urn:schemas-microsoft-com:vml" xmlns:wp14="http://schemas.microsoft.com/office/word/2010/wordprocessingDrawing" xmlns:wp="http://schemas.openxmlformats.org/drawingml/2006/wordprocessingDrawing" xmlns:w10="urn:schemas-microsoft-com:office:word" xmlns:w="http://schemas.openxmlformats.org/wordprocessingml/2006/main" xmlns:w14="http://schemas.microsoft.com/office/word/2010/wordml" xmlns:w15="http://schemas.microsoft.com/office/word/2012/wordml" xmlns:w16cex="http://schemas.microsoft.com/office/word/2018/wordml/cex" xmlns:w16cid="http://schemas.microsoft.com/office/word/2016/wordml/cid" xmlns:w16="http://schemas.microsoft.com/office/word/2018/wordml" xmlns:w16sdtdh="http://schemas.microsoft.com/office/word/2020/wordml/sdtdatahash" xmlns:w16se="http://schemas.microsoft.com/office/word/2015/wordml/symex" xmlns:wpg="http://schemas.microsoft.com/office/word/2010/wordprocessingGroup" xmlns:wpi="http://schemas.microsoft.com/office/word/2010/wordprocessingInk" xmlns:wne="http://schemas.microsoft.com/office/word/2006/wordml" xmlns:wps="http://schemas.microsoft.com/office/word/2010/wordprocessingShape" mc:Ignorable="w14 w15 w16se w16cid w16 w16cex w16sdtdh wp14">
+<w:document xmlns:wpc="http://schemas.microsoft.com/office/word/2010/wordprocessingCanvas" xmlns:cx="http://schemas.microsoft.com/office/drawing/2014/chartex" xmlns:cx1="http://schemas.microsoft.com/office/drawing/2015/9/8/chartex" xmlns:cx2="http://schemas.microsoft.com/office/drawing/2015/10/21/chartex" xmlns:cx3="http://schemas.microsoft.com/office/drawing/2016/5/9/chartex" xmlns:cx4="http://schemas.microsoft.com/office/drawing/2016/5/10/chartex" xmlns:cx5="http://schemas.microsoft.com/office/drawing/2016/5/11/chartex" xmlns:cx6="http://schemas.microsoft.com/office/drawing/2016/5/12/chartex" xmlns:cx7="http://schemas.microsoft.com/office/drawing/2016/5/13/chartex" xmlns:cx8="http://schemas.microsoft.com/office/drawing/2016/5/14/chartex" xmlns:mc="http://schemas.openxmlformats.org/markup-compatibility/2006" xmlns:aink="http://schemas.microsoft.com/office/drawing/2016/ink" xmlns:am3d="http://schemas.microsoft.com/office/drawing/2017/model3d" xmlns:o="urn:schemas-microsoft-com:office:office" xmlns:oel="http://schemas.microsoft.com/office/2019/extlst" xmlns:r="http://schemas.openxmlformats.org/officeDocument/2006/relationships" xmlns:m="http://schemas.openxmlformats.org/officeDocument/2006/math" xmlns:v="urn:schemas-microsoft-com:vml" xmlns:wp14="http://schemas.microsoft.com/office/word/2010/wordprocessingDrawing" xmlns:wp="http://schemas.openxmlformats.org/drawingml/2006/wordprocessingDrawing" xmlns:w10="urn:schemas-microsoft-com:office:word" xmlns:w="http://schemas.openxmlformats.org/wordprocessingml/2006/main" xmlns:w14="http://schemas.microsoft.com/office/word/2010/wordml" xmlns:w15="http://schemas.microsoft.com/office/word/2012/wordml" xmlns:w16cex="http://schemas.microsoft.com/office/word/2018/wordml/cex" xmlns:w16cid="http://schemas.microsoft.com/office/word/2016/wordml/cid" xmlns:w16="http://schemas.microsoft.com/office/word/2018/wordml" xmlns:w16du="http://schemas.microsoft.com/office/word/2023/wordml/word16du" xmlns:w16sdtdh="http://schemas.microsoft.com/office/word/2020/wordml/sdtdatahash" xmlns:w16se="http://schemas.microsoft.com/office/word/2015/wordml/symex" xmlns:wpg="http://schemas.microsoft.com/office/word/2010/wordprocessingGroup" xmlns:wpi="http://schemas.microsoft.com/office/word/2010/wordprocessingInk" xmlns:wne="http://schemas.microsoft.com/office/word/2006/wordml" xmlns:wps="http://schemas.microsoft.com/office/word/2010/wordprocessingShape" mc:Ignorable="w14 w15 w16se w16cid w16 w16cex w16sdtdh w16du wp14">
   <w:body>
     <w:p>
       <w:pPr>
         <w:spacing w:before="100" w:beforeAutospacing="1" w:after="100" w:afterAutospacing="1"/>
-        <w:jc w:val="both"/>
         <w:rPr>
           <w:rStyle w:val="Strong"/>
           <w:rFonts w:ascii="Times New Roman" w:hAnsi="Times New Roman" w:cs="Times New Roman"/>
@@ -13,7 +12,6 @@
           <w:szCs w:val="28"/>
         </w:rPr>
       </w:pPr>
-      <w:proofErr w:type="spellStart"/>
       <w:r>
         <w:rPr>
           <w:rStyle w:val="Strong"/>
@@ -21,9 +19,8 @@
           <w:sz w:val="28"/>
           <w:szCs w:val="28"/>
         </w:rPr>
-        <w:t>Đề</w:t>
+        <w:t>Nguyễn Văn Tòng - 22662921</w:t>
       </w:r>
-      <w:proofErr w:type="spellEnd"/>
       <w:r>
         <w:rPr>
           <w:rStyle w:val="Strong"/>
@@ -31,9 +28,22 @@
           <w:sz w:val="28"/>
           <w:szCs w:val="28"/>
         </w:rPr>
-        <w:t xml:space="preserve"> </w:t>
+        <w:br/>
+        <w:t xml:space="preserve">Link github: </w:t>
       </w:r>
-      <w:proofErr w:type="spellStart"/>
+      <w:hyperlink r:id="rId5" w:history="1">
+        <w:r>
+          <w:rPr>
+            <w:rStyle w:val="Hyperlink"/>
+            <w:rFonts w:ascii="Times New Roman" w:hAnsi="Times New Roman" w:cs="Times New Roman"/>
+            <w:i/>
+            <w:iCs/>
+            <w:sz w:val="28"/>
+            <w:szCs w:val="28"/>
+          </w:rPr>
+          <w:t>https://github.com/NguyenVanTong/NguyenVanTong_22662921_ThucHanh_CongNgheMoi/tree/main/ontapGK</w:t>
+        </w:r>
+      </w:hyperlink>
       <w:r>
         <w:rPr>
           <w:rStyle w:val="Strong"/>
@@ -41,9 +51,8 @@
           <w:sz w:val="28"/>
           <w:szCs w:val="28"/>
         </w:rPr>
-        <w:t>bài</w:t>
+        <w:br/>
       </w:r>
-      <w:proofErr w:type="spellEnd"/>
       <w:r>
         <w:rPr>
           <w:rStyle w:val="Strong"/>
@@ -51,7 +60,7 @@
           <w:sz w:val="28"/>
           <w:szCs w:val="28"/>
         </w:rPr>
-        <w:t>:</w:t>
+        <w:t>Đề bài:</w:t>
       </w:r>
     </w:p>
     <w:p>
@@ -67,167 +76,13 @@
           <w:szCs w:val="28"/>
         </w:rPr>
       </w:pPr>
-      <w:proofErr w:type="spellStart"/>
       <w:r>
         <w:rPr>
           <w:rFonts w:ascii="Times New Roman" w:hAnsi="Times New Roman" w:cs="Times New Roman"/>
           <w:sz w:val="28"/>
           <w:szCs w:val="28"/>
         </w:rPr>
-        <w:t>Xây</w:t>
-      </w:r>
-      <w:proofErr w:type="spellEnd"/>
-      <w:r>
-        <w:rPr>
-          <w:rFonts w:ascii="Times New Roman" w:hAnsi="Times New Roman" w:cs="Times New Roman"/>
-          <w:sz w:val="28"/>
-          <w:szCs w:val="28"/>
-        </w:rPr>
-        <w:t xml:space="preserve"> </w:t>
-      </w:r>
-      <w:proofErr w:type="spellStart"/>
-      <w:r>
-        <w:rPr>
-          <w:rFonts w:ascii="Times New Roman" w:hAnsi="Times New Roman" w:cs="Times New Roman"/>
-          <w:sz w:val="28"/>
-          <w:szCs w:val="28"/>
-        </w:rPr>
-        <w:t>dựng</w:t>
-      </w:r>
-      <w:proofErr w:type="spellEnd"/>
-      <w:r>
-        <w:rPr>
-          <w:rFonts w:ascii="Times New Roman" w:hAnsi="Times New Roman" w:cs="Times New Roman"/>
-          <w:sz w:val="28"/>
-          <w:szCs w:val="28"/>
-        </w:rPr>
-        <w:t xml:space="preserve"> </w:t>
-      </w:r>
-      <w:proofErr w:type="spellStart"/>
-      <w:r>
-        <w:rPr>
-          <w:rFonts w:ascii="Times New Roman" w:hAnsi="Times New Roman" w:cs="Times New Roman"/>
-          <w:sz w:val="28"/>
-          <w:szCs w:val="28"/>
-        </w:rPr>
-        <w:t>ứng</w:t>
-      </w:r>
-      <w:proofErr w:type="spellEnd"/>
-      <w:r>
-        <w:rPr>
-          <w:rFonts w:ascii="Times New Roman" w:hAnsi="Times New Roman" w:cs="Times New Roman"/>
-          <w:sz w:val="28"/>
-          <w:szCs w:val="28"/>
-        </w:rPr>
-        <w:t xml:space="preserve"> </w:t>
-      </w:r>
-      <w:proofErr w:type="spellStart"/>
-      <w:r>
-        <w:rPr>
-          <w:rFonts w:ascii="Times New Roman" w:hAnsi="Times New Roman" w:cs="Times New Roman"/>
-          <w:sz w:val="28"/>
-          <w:szCs w:val="28"/>
-        </w:rPr>
-        <w:t>dụng</w:t>
-      </w:r>
-      <w:proofErr w:type="spellEnd"/>
-      <w:r>
-        <w:rPr>
-          <w:rFonts w:ascii="Times New Roman" w:hAnsi="Times New Roman" w:cs="Times New Roman"/>
-          <w:sz w:val="28"/>
-          <w:szCs w:val="28"/>
-        </w:rPr>
-        <w:t xml:space="preserve"> web </w:t>
-      </w:r>
-      <w:proofErr w:type="spellStart"/>
-      <w:r>
-        <w:rPr>
-          <w:rFonts w:ascii="Times New Roman" w:hAnsi="Times New Roman" w:cs="Times New Roman"/>
-          <w:sz w:val="28"/>
-          <w:szCs w:val="28"/>
-        </w:rPr>
-        <w:t>quản</w:t>
-      </w:r>
-      <w:proofErr w:type="spellEnd"/>
-      <w:r>
-        <w:rPr>
-          <w:rFonts w:ascii="Times New Roman" w:hAnsi="Times New Roman" w:cs="Times New Roman"/>
-          <w:sz w:val="28"/>
-          <w:szCs w:val="28"/>
-        </w:rPr>
-        <w:t xml:space="preserve"> </w:t>
-      </w:r>
-      <w:proofErr w:type="spellStart"/>
-      <w:r>
-        <w:rPr>
-          <w:rFonts w:ascii="Times New Roman" w:hAnsi="Times New Roman" w:cs="Times New Roman"/>
-          <w:sz w:val="28"/>
-          <w:szCs w:val="28"/>
-        </w:rPr>
-        <w:t>lý</w:t>
-      </w:r>
-      <w:proofErr w:type="spellEnd"/>
-      <w:r>
-        <w:rPr>
-          <w:rFonts w:ascii="Times New Roman" w:hAnsi="Times New Roman" w:cs="Times New Roman"/>
-          <w:sz w:val="28"/>
-          <w:szCs w:val="28"/>
-        </w:rPr>
-        <w:t xml:space="preserve"> </w:t>
-      </w:r>
-      <w:proofErr w:type="spellStart"/>
-      <w:r>
-        <w:rPr>
-          <w:rFonts w:ascii="Times New Roman" w:hAnsi="Times New Roman" w:cs="Times New Roman"/>
-          <w:sz w:val="28"/>
-          <w:szCs w:val="28"/>
-        </w:rPr>
-        <w:t>sản</w:t>
-      </w:r>
-      <w:proofErr w:type="spellEnd"/>
-      <w:r>
-        <w:rPr>
-          <w:rFonts w:ascii="Times New Roman" w:hAnsi="Times New Roman" w:cs="Times New Roman"/>
-          <w:sz w:val="28"/>
-          <w:szCs w:val="28"/>
-        </w:rPr>
-        <w:t xml:space="preserve"> </w:t>
-      </w:r>
-      <w:proofErr w:type="spellStart"/>
-      <w:r>
-        <w:rPr>
-          <w:rFonts w:ascii="Times New Roman" w:hAnsi="Times New Roman" w:cs="Times New Roman"/>
-          <w:sz w:val="28"/>
-          <w:szCs w:val="28"/>
-        </w:rPr>
-        <w:t>phẩm</w:t>
-      </w:r>
-      <w:proofErr w:type="spellEnd"/>
-      <w:r>
-        <w:rPr>
-          <w:rFonts w:ascii="Times New Roman" w:hAnsi="Times New Roman" w:cs="Times New Roman"/>
-          <w:sz w:val="28"/>
-          <w:szCs w:val="28"/>
-        </w:rPr>
-        <w:t xml:space="preserve"> </w:t>
-      </w:r>
-      <w:proofErr w:type="spellStart"/>
-      <w:r>
-        <w:rPr>
-          <w:rFonts w:ascii="Times New Roman" w:hAnsi="Times New Roman" w:cs="Times New Roman"/>
-          <w:sz w:val="28"/>
-          <w:szCs w:val="28"/>
-        </w:rPr>
-        <w:t>bằng</w:t>
-      </w:r>
-      <w:proofErr w:type="spellEnd"/>
-      <w:r>
-        <w:rPr>
-          <w:rFonts w:ascii="Times New Roman" w:hAnsi="Times New Roman" w:cs="Times New Roman"/>
-          <w:sz w:val="28"/>
-          <w:szCs w:val="28"/>
-        </w:rPr>
-        <w:t xml:space="preserve"> </w:t>
+        <w:t xml:space="preserve">Xây dựng ứng dụng web quản lý sản phẩm bằng </w:t>
       </w:r>
       <w:r>
         <w:rPr>
@@ -244,61 +99,7 @@
           <w:sz w:val="28"/>
           <w:szCs w:val="28"/>
         </w:rPr>
-        <w:t xml:space="preserve"> </w:t>
-      </w:r>
-      <w:proofErr w:type="spellStart"/>
-      <w:r>
-        <w:rPr>
-          <w:rFonts w:ascii="Times New Roman" w:hAnsi="Times New Roman" w:cs="Times New Roman"/>
-          <w:sz w:val="28"/>
-          <w:szCs w:val="28"/>
-        </w:rPr>
-        <w:t>theo</w:t>
-      </w:r>
-      <w:proofErr w:type="spellEnd"/>
-      <w:r>
-        <w:rPr>
-          <w:rFonts w:ascii="Times New Roman" w:hAnsi="Times New Roman" w:cs="Times New Roman"/>
-          <w:sz w:val="28"/>
-          <w:szCs w:val="28"/>
-        </w:rPr>
-        <w:t xml:space="preserve"> </w:t>
-      </w:r>
-      <w:proofErr w:type="spellStart"/>
-      <w:r>
-        <w:rPr>
-          <w:rFonts w:ascii="Times New Roman" w:hAnsi="Times New Roman" w:cs="Times New Roman"/>
-          <w:sz w:val="28"/>
-          <w:szCs w:val="28"/>
-        </w:rPr>
-        <w:t>mô</w:t>
-      </w:r>
-      <w:proofErr w:type="spellEnd"/>
-      <w:r>
-        <w:rPr>
-          <w:rFonts w:ascii="Times New Roman" w:hAnsi="Times New Roman" w:cs="Times New Roman"/>
-          <w:sz w:val="28"/>
-          <w:szCs w:val="28"/>
-        </w:rPr>
-        <w:t xml:space="preserve"> </w:t>
-      </w:r>
-      <w:proofErr w:type="spellStart"/>
-      <w:r>
-        <w:rPr>
-          <w:rFonts w:ascii="Times New Roman" w:hAnsi="Times New Roman" w:cs="Times New Roman"/>
-          <w:sz w:val="28"/>
-          <w:szCs w:val="28"/>
-        </w:rPr>
-        <w:t>hình</w:t>
-      </w:r>
-      <w:proofErr w:type="spellEnd"/>
-      <w:r>
-        <w:rPr>
-          <w:rFonts w:ascii="Times New Roman" w:hAnsi="Times New Roman" w:cs="Times New Roman"/>
-          <w:sz w:val="28"/>
-          <w:szCs w:val="28"/>
-        </w:rPr>
-        <w:t xml:space="preserve"> </w:t>
+        <w:t xml:space="preserve"> theo mô hình </w:t>
       </w:r>
       <w:r>
         <w:rPr>
@@ -315,43 +116,7 @@
           <w:sz w:val="28"/>
           <w:szCs w:val="28"/>
         </w:rPr>
-        <w:t xml:space="preserve">, </w:t>
-      </w:r>
-      <w:proofErr w:type="spellStart"/>
-      <w:r>
-        <w:rPr>
-          <w:rFonts w:ascii="Times New Roman" w:hAnsi="Times New Roman" w:cs="Times New Roman"/>
-          <w:sz w:val="28"/>
-          <w:szCs w:val="28"/>
-        </w:rPr>
-        <w:t>sử</w:t>
-      </w:r>
-      <w:proofErr w:type="spellEnd"/>
-      <w:r>
-        <w:rPr>
-          <w:rFonts w:ascii="Times New Roman" w:hAnsi="Times New Roman" w:cs="Times New Roman"/>
-          <w:sz w:val="28"/>
-          <w:szCs w:val="28"/>
-        </w:rPr>
-        <w:t xml:space="preserve"> </w:t>
-      </w:r>
-      <w:proofErr w:type="spellStart"/>
-      <w:r>
-        <w:rPr>
-          <w:rFonts w:ascii="Times New Roman" w:hAnsi="Times New Roman" w:cs="Times New Roman"/>
-          <w:sz w:val="28"/>
-          <w:szCs w:val="28"/>
-        </w:rPr>
-        <w:t>dụng</w:t>
-      </w:r>
-      <w:proofErr w:type="spellEnd"/>
-      <w:r>
-        <w:rPr>
-          <w:rFonts w:ascii="Times New Roman" w:hAnsi="Times New Roman" w:cs="Times New Roman"/>
-          <w:sz w:val="28"/>
-          <w:szCs w:val="28"/>
-        </w:rPr>
-        <w:t xml:space="preserve"> </w:t>
+        <w:t xml:space="preserve">, sử dụng </w:t>
       </w:r>
       <w:r>
         <w:rPr>
@@ -360,27 +125,7 @@
           <w:sz w:val="28"/>
           <w:szCs w:val="28"/>
         </w:rPr>
-        <w:t xml:space="preserve">DynamoDB Local </w:t>
-      </w:r>
-      <w:proofErr w:type="spellStart"/>
-      <w:r>
-        <w:rPr>
-          <w:rStyle w:val="Strong"/>
-          <w:rFonts w:ascii="Times New Roman" w:hAnsi="Times New Roman" w:cs="Times New Roman"/>
-          <w:sz w:val="28"/>
-          <w:szCs w:val="28"/>
-        </w:rPr>
-        <w:t>trên</w:t>
-      </w:r>
-      <w:proofErr w:type="spellEnd"/>
-      <w:r>
-        <w:rPr>
-          <w:rStyle w:val="Strong"/>
-          <w:rFonts w:ascii="Times New Roman" w:hAnsi="Times New Roman" w:cs="Times New Roman"/>
-          <w:sz w:val="28"/>
-          <w:szCs w:val="28"/>
-        </w:rPr>
-        <w:t xml:space="preserve"> Docker</w:t>
+        <w:t>DynamoDB Local trên Docker</w:t>
       </w:r>
       <w:r>
         <w:rPr>
@@ -388,43 +133,7 @@
           <w:sz w:val="28"/>
           <w:szCs w:val="28"/>
         </w:rPr>
-        <w:t xml:space="preserve">. </w:t>
-      </w:r>
-      <w:proofErr w:type="spellStart"/>
-      <w:r>
-        <w:rPr>
-          <w:rFonts w:ascii="Times New Roman" w:hAnsi="Times New Roman" w:cs="Times New Roman"/>
-          <w:sz w:val="28"/>
-          <w:szCs w:val="28"/>
-        </w:rPr>
-        <w:t>Tạo</w:t>
-      </w:r>
-      <w:proofErr w:type="spellEnd"/>
-      <w:r>
-        <w:rPr>
-          <w:rFonts w:ascii="Times New Roman" w:hAnsi="Times New Roman" w:cs="Times New Roman"/>
-          <w:sz w:val="28"/>
-          <w:szCs w:val="28"/>
-        </w:rPr>
-        <w:t xml:space="preserve"> </w:t>
-      </w:r>
-      <w:proofErr w:type="spellStart"/>
-      <w:r>
-        <w:rPr>
-          <w:rFonts w:ascii="Times New Roman" w:hAnsi="Times New Roman" w:cs="Times New Roman"/>
-          <w:sz w:val="28"/>
-          <w:szCs w:val="28"/>
-        </w:rPr>
-        <w:t>bảng</w:t>
-      </w:r>
-      <w:proofErr w:type="spellEnd"/>
-      <w:r>
-        <w:rPr>
-          <w:rFonts w:ascii="Times New Roman" w:hAnsi="Times New Roman" w:cs="Times New Roman"/>
-          <w:sz w:val="28"/>
-          <w:szCs w:val="28"/>
-        </w:rPr>
-        <w:t xml:space="preserve"> </w:t>
+        <w:t xml:space="preserve">. Tạo bảng </w:t>
       </w:r>
       <w:r>
         <w:rPr>
@@ -441,79 +150,7 @@
           <w:sz w:val="28"/>
           <w:szCs w:val="28"/>
         </w:rPr>
-        <w:t xml:space="preserve"> </w:t>
-      </w:r>
-      <w:proofErr w:type="spellStart"/>
-      <w:r>
-        <w:rPr>
-          <w:rFonts w:ascii="Times New Roman" w:hAnsi="Times New Roman" w:cs="Times New Roman"/>
-          <w:sz w:val="28"/>
-          <w:szCs w:val="28"/>
-        </w:rPr>
-        <w:t>gồm</w:t>
-      </w:r>
-      <w:proofErr w:type="spellEnd"/>
-      <w:r>
-        <w:rPr>
-          <w:rFonts w:ascii="Times New Roman" w:hAnsi="Times New Roman" w:cs="Times New Roman"/>
-          <w:sz w:val="28"/>
-          <w:szCs w:val="28"/>
-        </w:rPr>
-        <w:t xml:space="preserve"> </w:t>
-      </w:r>
-      <w:proofErr w:type="spellStart"/>
-      <w:r>
-        <w:rPr>
-          <w:rFonts w:ascii="Times New Roman" w:hAnsi="Times New Roman" w:cs="Times New Roman"/>
-          <w:sz w:val="28"/>
-          <w:szCs w:val="28"/>
-        </w:rPr>
-        <w:t>các</w:t>
-      </w:r>
-      <w:proofErr w:type="spellEnd"/>
-      <w:r>
-        <w:rPr>
-          <w:rFonts w:ascii="Times New Roman" w:hAnsi="Times New Roman" w:cs="Times New Roman"/>
-          <w:sz w:val="28"/>
-          <w:szCs w:val="28"/>
-        </w:rPr>
-        <w:t xml:space="preserve"> </w:t>
-      </w:r>
-      <w:proofErr w:type="spellStart"/>
-      <w:r>
-        <w:rPr>
-          <w:rFonts w:ascii="Times New Roman" w:hAnsi="Times New Roman" w:cs="Times New Roman"/>
-          <w:sz w:val="28"/>
-          <w:szCs w:val="28"/>
-        </w:rPr>
-        <w:t>thuộc</w:t>
-      </w:r>
-      <w:proofErr w:type="spellEnd"/>
-      <w:r>
-        <w:rPr>
-          <w:rFonts w:ascii="Times New Roman" w:hAnsi="Times New Roman" w:cs="Times New Roman"/>
-          <w:sz w:val="28"/>
-          <w:szCs w:val="28"/>
-        </w:rPr>
-        <w:t xml:space="preserve"> </w:t>
-      </w:r>
-      <w:proofErr w:type="spellStart"/>
-      <w:r>
-        <w:rPr>
-          <w:rFonts w:ascii="Times New Roman" w:hAnsi="Times New Roman" w:cs="Times New Roman"/>
-          <w:sz w:val="28"/>
-          <w:szCs w:val="28"/>
-        </w:rPr>
-        <w:t>tính</w:t>
-      </w:r>
-      <w:proofErr w:type="spellEnd"/>
-      <w:r>
-        <w:rPr>
-          <w:rFonts w:ascii="Times New Roman" w:hAnsi="Times New Roman" w:cs="Times New Roman"/>
-          <w:sz w:val="28"/>
-          <w:szCs w:val="28"/>
-        </w:rPr>
-        <w:t xml:space="preserve">: </w:t>
+        <w:t xml:space="preserve"> gồm các thuộc tính: </w:t>
       </w:r>
       <w:r>
         <w:rPr>
@@ -566,7 +203,6 @@
         </w:rPr>
         <w:t xml:space="preserve">, </w:t>
       </w:r>
-      <w:proofErr w:type="spellStart"/>
       <w:r>
         <w:rPr>
           <w:rStyle w:val="HTMLCode"/>
@@ -576,7 +212,6 @@
         </w:rPr>
         <w:t>unit_in_stock</w:t>
       </w:r>
-      <w:proofErr w:type="spellEnd"/>
       <w:r>
         <w:rPr>
           <w:rFonts w:ascii="Times New Roman" w:hAnsi="Times New Roman" w:cs="Times New Roman"/>
@@ -585,7 +220,6 @@
         </w:rPr>
         <w:t xml:space="preserve">, </w:t>
       </w:r>
-      <w:proofErr w:type="spellStart"/>
       <w:r>
         <w:rPr>
           <w:rStyle w:val="HTMLCode"/>
@@ -595,896 +229,13 @@
         </w:rPr>
         <w:t>url_image</w:t>
       </w:r>
-      <w:proofErr w:type="spellEnd"/>
       <w:r>
         <w:rPr>
           <w:rFonts w:ascii="Times New Roman" w:hAnsi="Times New Roman" w:cs="Times New Roman"/>
           <w:sz w:val="28"/>
           <w:szCs w:val="28"/>
         </w:rPr>
-        <w:t xml:space="preserve">. </w:t>
-      </w:r>
-      <w:proofErr w:type="spellStart"/>
-      <w:r>
-        <w:rPr>
-          <w:rFonts w:ascii="Times New Roman" w:hAnsi="Times New Roman" w:cs="Times New Roman"/>
-          <w:sz w:val="28"/>
-          <w:szCs w:val="28"/>
-        </w:rPr>
-        <w:t>Ứng</w:t>
-      </w:r>
-      <w:proofErr w:type="spellEnd"/>
-      <w:r>
-        <w:rPr>
-          <w:rFonts w:ascii="Times New Roman" w:hAnsi="Times New Roman" w:cs="Times New Roman"/>
-          <w:sz w:val="28"/>
-          <w:szCs w:val="28"/>
-        </w:rPr>
-        <w:t xml:space="preserve"> </w:t>
-      </w:r>
-      <w:proofErr w:type="spellStart"/>
-      <w:r>
-        <w:rPr>
-          <w:rFonts w:ascii="Times New Roman" w:hAnsi="Times New Roman" w:cs="Times New Roman"/>
-          <w:sz w:val="28"/>
-          <w:szCs w:val="28"/>
-        </w:rPr>
-        <w:t>dụng</w:t>
-      </w:r>
-      <w:proofErr w:type="spellEnd"/>
-      <w:r>
-        <w:rPr>
-          <w:rFonts w:ascii="Times New Roman" w:hAnsi="Times New Roman" w:cs="Times New Roman"/>
-          <w:sz w:val="28"/>
-          <w:szCs w:val="28"/>
-        </w:rPr>
-        <w:t xml:space="preserve"> </w:t>
-      </w:r>
-      <w:proofErr w:type="spellStart"/>
-      <w:r>
-        <w:rPr>
-          <w:rFonts w:ascii="Times New Roman" w:hAnsi="Times New Roman" w:cs="Times New Roman"/>
-          <w:sz w:val="28"/>
-          <w:szCs w:val="28"/>
-        </w:rPr>
-        <w:t>phải</w:t>
-      </w:r>
-      <w:proofErr w:type="spellEnd"/>
-      <w:r>
-        <w:rPr>
-          <w:rFonts w:ascii="Times New Roman" w:hAnsi="Times New Roman" w:cs="Times New Roman"/>
-          <w:sz w:val="28"/>
-          <w:szCs w:val="28"/>
-        </w:rPr>
-        <w:t xml:space="preserve"> </w:t>
-      </w:r>
-      <w:proofErr w:type="spellStart"/>
-      <w:r>
-        <w:rPr>
-          <w:rFonts w:ascii="Times New Roman" w:hAnsi="Times New Roman" w:cs="Times New Roman"/>
-          <w:sz w:val="28"/>
-          <w:szCs w:val="28"/>
-        </w:rPr>
-        <w:t>có</w:t>
-      </w:r>
-      <w:proofErr w:type="spellEnd"/>
-      <w:r>
-        <w:rPr>
-          <w:rFonts w:ascii="Times New Roman" w:hAnsi="Times New Roman" w:cs="Times New Roman"/>
-          <w:sz w:val="28"/>
-          <w:szCs w:val="28"/>
-        </w:rPr>
-        <w:t xml:space="preserve"> </w:t>
-      </w:r>
-      <w:proofErr w:type="spellStart"/>
-      <w:r>
-        <w:rPr>
-          <w:rFonts w:ascii="Times New Roman" w:hAnsi="Times New Roman" w:cs="Times New Roman"/>
-          <w:sz w:val="28"/>
-          <w:szCs w:val="28"/>
-        </w:rPr>
-        <w:t>các</w:t>
-      </w:r>
-      <w:proofErr w:type="spellEnd"/>
-      <w:r>
-        <w:rPr>
-          <w:rFonts w:ascii="Times New Roman" w:hAnsi="Times New Roman" w:cs="Times New Roman"/>
-          <w:sz w:val="28"/>
-          <w:szCs w:val="28"/>
-        </w:rPr>
-        <w:t xml:space="preserve"> </w:t>
-      </w:r>
-      <w:proofErr w:type="spellStart"/>
-      <w:r>
-        <w:rPr>
-          <w:rFonts w:ascii="Times New Roman" w:hAnsi="Times New Roman" w:cs="Times New Roman"/>
-          <w:sz w:val="28"/>
-          <w:szCs w:val="28"/>
-        </w:rPr>
-        <w:t>chức</w:t>
-      </w:r>
-      <w:proofErr w:type="spellEnd"/>
-      <w:r>
-        <w:rPr>
-          <w:rFonts w:ascii="Times New Roman" w:hAnsi="Times New Roman" w:cs="Times New Roman"/>
-          <w:sz w:val="28"/>
-          <w:szCs w:val="28"/>
-        </w:rPr>
-        <w:t xml:space="preserve"> </w:t>
-      </w:r>
-      <w:proofErr w:type="spellStart"/>
-      <w:r>
-        <w:rPr>
-          <w:rFonts w:ascii="Times New Roman" w:hAnsi="Times New Roman" w:cs="Times New Roman"/>
-          <w:sz w:val="28"/>
-          <w:szCs w:val="28"/>
-        </w:rPr>
-        <w:t>năng</w:t>
-      </w:r>
-      <w:proofErr w:type="spellEnd"/>
-      <w:r>
-        <w:rPr>
-          <w:rFonts w:ascii="Times New Roman" w:hAnsi="Times New Roman" w:cs="Times New Roman"/>
-          <w:sz w:val="28"/>
-          <w:szCs w:val="28"/>
-        </w:rPr>
-        <w:t xml:space="preserve">: </w:t>
-      </w:r>
-      <w:proofErr w:type="spellStart"/>
-      <w:r>
-        <w:rPr>
-          <w:rFonts w:ascii="Times New Roman" w:hAnsi="Times New Roman" w:cs="Times New Roman"/>
-          <w:sz w:val="28"/>
-          <w:szCs w:val="28"/>
-        </w:rPr>
-        <w:t>hiển</w:t>
-      </w:r>
-      <w:proofErr w:type="spellEnd"/>
-      <w:r>
-        <w:rPr>
-          <w:rFonts w:ascii="Times New Roman" w:hAnsi="Times New Roman" w:cs="Times New Roman"/>
-          <w:sz w:val="28"/>
-          <w:szCs w:val="28"/>
-        </w:rPr>
-        <w:t xml:space="preserve"> </w:t>
-      </w:r>
-      <w:proofErr w:type="spellStart"/>
-      <w:r>
-        <w:rPr>
-          <w:rFonts w:ascii="Times New Roman" w:hAnsi="Times New Roman" w:cs="Times New Roman"/>
-          <w:sz w:val="28"/>
-          <w:szCs w:val="28"/>
-        </w:rPr>
-        <w:t>thị</w:t>
-      </w:r>
-      <w:proofErr w:type="spellEnd"/>
-      <w:r>
-        <w:rPr>
-          <w:rFonts w:ascii="Times New Roman" w:hAnsi="Times New Roman" w:cs="Times New Roman"/>
-          <w:sz w:val="28"/>
-          <w:szCs w:val="28"/>
-        </w:rPr>
-        <w:t xml:space="preserve"> </w:t>
-      </w:r>
-      <w:proofErr w:type="spellStart"/>
-      <w:r>
-        <w:rPr>
-          <w:rFonts w:ascii="Times New Roman" w:hAnsi="Times New Roman" w:cs="Times New Roman"/>
-          <w:sz w:val="28"/>
-          <w:szCs w:val="28"/>
-        </w:rPr>
-        <w:t>danh</w:t>
-      </w:r>
-      <w:proofErr w:type="spellEnd"/>
-      <w:r>
-        <w:rPr>
-          <w:rFonts w:ascii="Times New Roman" w:hAnsi="Times New Roman" w:cs="Times New Roman"/>
-          <w:sz w:val="28"/>
-          <w:szCs w:val="28"/>
-        </w:rPr>
-        <w:t xml:space="preserve"> </w:t>
-      </w:r>
-      <w:proofErr w:type="spellStart"/>
-      <w:r>
-        <w:rPr>
-          <w:rFonts w:ascii="Times New Roman" w:hAnsi="Times New Roman" w:cs="Times New Roman"/>
-          <w:sz w:val="28"/>
-          <w:szCs w:val="28"/>
-        </w:rPr>
-        <w:t>sách</w:t>
-      </w:r>
-      <w:proofErr w:type="spellEnd"/>
-      <w:r>
-        <w:rPr>
-          <w:rFonts w:ascii="Times New Roman" w:hAnsi="Times New Roman" w:cs="Times New Roman"/>
-          <w:sz w:val="28"/>
-          <w:szCs w:val="28"/>
-        </w:rPr>
-        <w:t xml:space="preserve"> </w:t>
-      </w:r>
-      <w:proofErr w:type="spellStart"/>
-      <w:r>
-        <w:rPr>
-          <w:rFonts w:ascii="Times New Roman" w:hAnsi="Times New Roman" w:cs="Times New Roman"/>
-          <w:sz w:val="28"/>
-          <w:szCs w:val="28"/>
-        </w:rPr>
-        <w:t>sản</w:t>
-      </w:r>
-      <w:proofErr w:type="spellEnd"/>
-      <w:r>
-        <w:rPr>
-          <w:rFonts w:ascii="Times New Roman" w:hAnsi="Times New Roman" w:cs="Times New Roman"/>
-          <w:sz w:val="28"/>
-          <w:szCs w:val="28"/>
-        </w:rPr>
-        <w:t xml:space="preserve"> </w:t>
-      </w:r>
-      <w:proofErr w:type="spellStart"/>
-      <w:r>
-        <w:rPr>
-          <w:rFonts w:ascii="Times New Roman" w:hAnsi="Times New Roman" w:cs="Times New Roman"/>
-          <w:sz w:val="28"/>
-          <w:szCs w:val="28"/>
-        </w:rPr>
-        <w:t>phẩm</w:t>
-      </w:r>
-      <w:proofErr w:type="spellEnd"/>
-      <w:r>
-        <w:rPr>
-          <w:rFonts w:ascii="Times New Roman" w:hAnsi="Times New Roman" w:cs="Times New Roman"/>
-          <w:sz w:val="28"/>
-          <w:szCs w:val="28"/>
-        </w:rPr>
-        <w:t xml:space="preserve"> ở </w:t>
-      </w:r>
-      <w:proofErr w:type="spellStart"/>
-      <w:r>
-        <w:rPr>
-          <w:rFonts w:ascii="Times New Roman" w:hAnsi="Times New Roman" w:cs="Times New Roman"/>
-          <w:sz w:val="28"/>
-          <w:szCs w:val="28"/>
-        </w:rPr>
-        <w:t>trang</w:t>
-      </w:r>
-      <w:proofErr w:type="spellEnd"/>
-      <w:r>
-        <w:rPr>
-          <w:rFonts w:ascii="Times New Roman" w:hAnsi="Times New Roman" w:cs="Times New Roman"/>
-          <w:sz w:val="28"/>
-          <w:szCs w:val="28"/>
-        </w:rPr>
-        <w:t xml:space="preserve"> </w:t>
-      </w:r>
-      <w:proofErr w:type="spellStart"/>
-      <w:r>
-        <w:rPr>
-          <w:rFonts w:ascii="Times New Roman" w:hAnsi="Times New Roman" w:cs="Times New Roman"/>
-          <w:sz w:val="28"/>
-          <w:szCs w:val="28"/>
-        </w:rPr>
-        <w:t>đầu</w:t>
-      </w:r>
-      <w:proofErr w:type="spellEnd"/>
-      <w:r>
-        <w:rPr>
-          <w:rFonts w:ascii="Times New Roman" w:hAnsi="Times New Roman" w:cs="Times New Roman"/>
-          <w:sz w:val="28"/>
-          <w:szCs w:val="28"/>
-        </w:rPr>
-        <w:t xml:space="preserve"> </w:t>
-      </w:r>
-      <w:proofErr w:type="spellStart"/>
-      <w:r>
-        <w:rPr>
-          <w:rFonts w:ascii="Times New Roman" w:hAnsi="Times New Roman" w:cs="Times New Roman"/>
-          <w:sz w:val="28"/>
-          <w:szCs w:val="28"/>
-        </w:rPr>
-        <w:t>bằng</w:t>
-      </w:r>
-      <w:proofErr w:type="spellEnd"/>
-      <w:r>
-        <w:rPr>
-          <w:rFonts w:ascii="Times New Roman" w:hAnsi="Times New Roman" w:cs="Times New Roman"/>
-          <w:sz w:val="28"/>
-          <w:szCs w:val="28"/>
-        </w:rPr>
-        <w:t xml:space="preserve"> table EJS, </w:t>
-      </w:r>
-      <w:proofErr w:type="spellStart"/>
-      <w:r>
-        <w:rPr>
-          <w:rFonts w:ascii="Times New Roman" w:hAnsi="Times New Roman" w:cs="Times New Roman"/>
-          <w:sz w:val="28"/>
-          <w:szCs w:val="28"/>
-        </w:rPr>
-        <w:t>thêm</w:t>
-      </w:r>
-      <w:proofErr w:type="spellEnd"/>
-      <w:r>
-        <w:rPr>
-          <w:rFonts w:ascii="Times New Roman" w:hAnsi="Times New Roman" w:cs="Times New Roman"/>
-          <w:sz w:val="28"/>
-          <w:szCs w:val="28"/>
-        </w:rPr>
-        <w:t xml:space="preserve">, </w:t>
-      </w:r>
-      <w:proofErr w:type="spellStart"/>
-      <w:r>
-        <w:rPr>
-          <w:rFonts w:ascii="Times New Roman" w:hAnsi="Times New Roman" w:cs="Times New Roman"/>
-          <w:sz w:val="28"/>
-          <w:szCs w:val="28"/>
-        </w:rPr>
-        <w:t>sửa</w:t>
-      </w:r>
-      <w:proofErr w:type="spellEnd"/>
-      <w:r>
-        <w:rPr>
-          <w:rFonts w:ascii="Times New Roman" w:hAnsi="Times New Roman" w:cs="Times New Roman"/>
-          <w:sz w:val="28"/>
-          <w:szCs w:val="28"/>
-        </w:rPr>
-        <w:t xml:space="preserve">, </w:t>
-      </w:r>
-      <w:proofErr w:type="spellStart"/>
-      <w:r>
-        <w:rPr>
-          <w:rFonts w:ascii="Times New Roman" w:hAnsi="Times New Roman" w:cs="Times New Roman"/>
-          <w:sz w:val="28"/>
-          <w:szCs w:val="28"/>
-        </w:rPr>
-        <w:t>xóa</w:t>
-      </w:r>
-      <w:proofErr w:type="spellEnd"/>
-      <w:r>
-        <w:rPr>
-          <w:rFonts w:ascii="Times New Roman" w:hAnsi="Times New Roman" w:cs="Times New Roman"/>
-          <w:sz w:val="28"/>
-          <w:szCs w:val="28"/>
-        </w:rPr>
-        <w:t xml:space="preserve">, </w:t>
-      </w:r>
-      <w:proofErr w:type="spellStart"/>
-      <w:r>
-        <w:rPr>
-          <w:rFonts w:ascii="Times New Roman" w:hAnsi="Times New Roman" w:cs="Times New Roman"/>
-          <w:sz w:val="28"/>
-          <w:szCs w:val="28"/>
-        </w:rPr>
-        <w:t>xem</w:t>
-      </w:r>
-      <w:proofErr w:type="spellEnd"/>
-      <w:r>
-        <w:rPr>
-          <w:rFonts w:ascii="Times New Roman" w:hAnsi="Times New Roman" w:cs="Times New Roman"/>
-          <w:sz w:val="28"/>
-          <w:szCs w:val="28"/>
-        </w:rPr>
-        <w:t xml:space="preserve"> chi </w:t>
-      </w:r>
-      <w:proofErr w:type="spellStart"/>
-      <w:r>
-        <w:rPr>
-          <w:rFonts w:ascii="Times New Roman" w:hAnsi="Times New Roman" w:cs="Times New Roman"/>
-          <w:sz w:val="28"/>
-          <w:szCs w:val="28"/>
-        </w:rPr>
-        <w:t>tiết</w:t>
-      </w:r>
-      <w:proofErr w:type="spellEnd"/>
-      <w:r>
-        <w:rPr>
-          <w:rFonts w:ascii="Times New Roman" w:hAnsi="Times New Roman" w:cs="Times New Roman"/>
-          <w:sz w:val="28"/>
-          <w:szCs w:val="28"/>
-        </w:rPr>
-        <w:t xml:space="preserve"> </w:t>
-      </w:r>
-      <w:proofErr w:type="spellStart"/>
-      <w:r>
-        <w:rPr>
-          <w:rFonts w:ascii="Times New Roman" w:hAnsi="Times New Roman" w:cs="Times New Roman"/>
-          <w:sz w:val="28"/>
-          <w:szCs w:val="28"/>
-        </w:rPr>
-        <w:t>sản</w:t>
-      </w:r>
-      <w:proofErr w:type="spellEnd"/>
-      <w:r>
-        <w:rPr>
-          <w:rFonts w:ascii="Times New Roman" w:hAnsi="Times New Roman" w:cs="Times New Roman"/>
-          <w:sz w:val="28"/>
-          <w:szCs w:val="28"/>
-        </w:rPr>
-        <w:t xml:space="preserve"> </w:t>
-      </w:r>
-      <w:proofErr w:type="spellStart"/>
-      <w:r>
-        <w:rPr>
-          <w:rFonts w:ascii="Times New Roman" w:hAnsi="Times New Roman" w:cs="Times New Roman"/>
-          <w:sz w:val="28"/>
-          <w:szCs w:val="28"/>
-        </w:rPr>
-        <w:t>phẩm</w:t>
-      </w:r>
-      <w:proofErr w:type="spellEnd"/>
-      <w:r>
-        <w:rPr>
-          <w:rFonts w:ascii="Times New Roman" w:hAnsi="Times New Roman" w:cs="Times New Roman"/>
-          <w:sz w:val="28"/>
-          <w:szCs w:val="28"/>
-        </w:rPr>
-        <w:t xml:space="preserve">. </w:t>
-      </w:r>
-      <w:proofErr w:type="spellStart"/>
-      <w:r>
-        <w:rPr>
-          <w:rFonts w:ascii="Times New Roman" w:hAnsi="Times New Roman" w:cs="Times New Roman"/>
-          <w:sz w:val="28"/>
-          <w:szCs w:val="28"/>
-        </w:rPr>
-        <w:t>Chức</w:t>
-      </w:r>
-      <w:proofErr w:type="spellEnd"/>
-      <w:r>
-        <w:rPr>
-          <w:rFonts w:ascii="Times New Roman" w:hAnsi="Times New Roman" w:cs="Times New Roman"/>
-          <w:sz w:val="28"/>
-          <w:szCs w:val="28"/>
-        </w:rPr>
-        <w:t xml:space="preserve"> </w:t>
-      </w:r>
-      <w:proofErr w:type="spellStart"/>
-      <w:r>
-        <w:rPr>
-          <w:rFonts w:ascii="Times New Roman" w:hAnsi="Times New Roman" w:cs="Times New Roman"/>
-          <w:sz w:val="28"/>
-          <w:szCs w:val="28"/>
-        </w:rPr>
-        <w:t>năng</w:t>
-      </w:r>
-      <w:proofErr w:type="spellEnd"/>
-      <w:r>
-        <w:rPr>
-          <w:rFonts w:ascii="Times New Roman" w:hAnsi="Times New Roman" w:cs="Times New Roman"/>
-          <w:sz w:val="28"/>
-          <w:szCs w:val="28"/>
-        </w:rPr>
-        <w:t xml:space="preserve"> </w:t>
-      </w:r>
-      <w:proofErr w:type="spellStart"/>
-      <w:r>
-        <w:rPr>
-          <w:rFonts w:ascii="Times New Roman" w:hAnsi="Times New Roman" w:cs="Times New Roman"/>
-          <w:sz w:val="28"/>
-          <w:szCs w:val="28"/>
-        </w:rPr>
-        <w:t>thêm</w:t>
-      </w:r>
-      <w:proofErr w:type="spellEnd"/>
-      <w:r>
-        <w:rPr>
-          <w:rFonts w:ascii="Times New Roman" w:hAnsi="Times New Roman" w:cs="Times New Roman"/>
-          <w:sz w:val="28"/>
-          <w:szCs w:val="28"/>
-        </w:rPr>
-        <w:t xml:space="preserve"> </w:t>
-      </w:r>
-      <w:proofErr w:type="spellStart"/>
-      <w:r>
-        <w:rPr>
-          <w:rFonts w:ascii="Times New Roman" w:hAnsi="Times New Roman" w:cs="Times New Roman"/>
-          <w:sz w:val="28"/>
-          <w:szCs w:val="28"/>
-        </w:rPr>
-        <w:t>và</w:t>
-      </w:r>
-      <w:proofErr w:type="spellEnd"/>
-      <w:r>
-        <w:rPr>
-          <w:rFonts w:ascii="Times New Roman" w:hAnsi="Times New Roman" w:cs="Times New Roman"/>
-          <w:sz w:val="28"/>
-          <w:szCs w:val="28"/>
-        </w:rPr>
-        <w:t xml:space="preserve"> </w:t>
-      </w:r>
-      <w:proofErr w:type="spellStart"/>
-      <w:r>
-        <w:rPr>
-          <w:rFonts w:ascii="Times New Roman" w:hAnsi="Times New Roman" w:cs="Times New Roman"/>
-          <w:sz w:val="28"/>
-          <w:szCs w:val="28"/>
-        </w:rPr>
-        <w:t>sửa</w:t>
-      </w:r>
-      <w:proofErr w:type="spellEnd"/>
-      <w:r>
-        <w:rPr>
-          <w:rFonts w:ascii="Times New Roman" w:hAnsi="Times New Roman" w:cs="Times New Roman"/>
-          <w:sz w:val="28"/>
-          <w:szCs w:val="28"/>
-        </w:rPr>
-        <w:t xml:space="preserve"> </w:t>
-      </w:r>
-      <w:proofErr w:type="spellStart"/>
-      <w:r>
-        <w:rPr>
-          <w:rFonts w:ascii="Times New Roman" w:hAnsi="Times New Roman" w:cs="Times New Roman"/>
-          <w:sz w:val="28"/>
-          <w:szCs w:val="28"/>
-        </w:rPr>
-        <w:t>phải</w:t>
-      </w:r>
-      <w:proofErr w:type="spellEnd"/>
-      <w:r>
-        <w:rPr>
-          <w:rFonts w:ascii="Times New Roman" w:hAnsi="Times New Roman" w:cs="Times New Roman"/>
-          <w:sz w:val="28"/>
-          <w:szCs w:val="28"/>
-        </w:rPr>
-        <w:t xml:space="preserve"> </w:t>
-      </w:r>
-      <w:proofErr w:type="spellStart"/>
-      <w:r>
-        <w:rPr>
-          <w:rFonts w:ascii="Times New Roman" w:hAnsi="Times New Roman" w:cs="Times New Roman"/>
-          <w:sz w:val="28"/>
-          <w:szCs w:val="28"/>
-        </w:rPr>
-        <w:t>hỗ</w:t>
-      </w:r>
-      <w:proofErr w:type="spellEnd"/>
-      <w:r>
-        <w:rPr>
-          <w:rFonts w:ascii="Times New Roman" w:hAnsi="Times New Roman" w:cs="Times New Roman"/>
-          <w:sz w:val="28"/>
-          <w:szCs w:val="28"/>
-        </w:rPr>
-        <w:t xml:space="preserve"> </w:t>
-      </w:r>
-      <w:proofErr w:type="spellStart"/>
-      <w:r>
-        <w:rPr>
-          <w:rFonts w:ascii="Times New Roman" w:hAnsi="Times New Roman" w:cs="Times New Roman"/>
-          <w:sz w:val="28"/>
-          <w:szCs w:val="28"/>
-        </w:rPr>
-        <w:t>trợ</w:t>
-      </w:r>
-      <w:proofErr w:type="spellEnd"/>
-      <w:r>
-        <w:rPr>
-          <w:rFonts w:ascii="Times New Roman" w:hAnsi="Times New Roman" w:cs="Times New Roman"/>
-          <w:sz w:val="28"/>
-          <w:szCs w:val="28"/>
-        </w:rPr>
-        <w:t xml:space="preserve"> upload </w:t>
-      </w:r>
-      <w:proofErr w:type="spellStart"/>
-      <w:r>
-        <w:rPr>
-          <w:rFonts w:ascii="Times New Roman" w:hAnsi="Times New Roman" w:cs="Times New Roman"/>
-          <w:sz w:val="28"/>
-          <w:szCs w:val="28"/>
-        </w:rPr>
-        <w:t>ảnh</w:t>
-      </w:r>
-      <w:proofErr w:type="spellEnd"/>
-      <w:r>
-        <w:rPr>
-          <w:rFonts w:ascii="Times New Roman" w:hAnsi="Times New Roman" w:cs="Times New Roman"/>
-          <w:sz w:val="28"/>
-          <w:szCs w:val="28"/>
-        </w:rPr>
-        <w:t xml:space="preserve">; file </w:t>
-      </w:r>
-      <w:proofErr w:type="spellStart"/>
-      <w:r>
-        <w:rPr>
-          <w:rFonts w:ascii="Times New Roman" w:hAnsi="Times New Roman" w:cs="Times New Roman"/>
-          <w:sz w:val="28"/>
-          <w:szCs w:val="28"/>
-        </w:rPr>
-        <w:t>ảnh</w:t>
-      </w:r>
-      <w:proofErr w:type="spellEnd"/>
-      <w:r>
-        <w:rPr>
-          <w:rFonts w:ascii="Times New Roman" w:hAnsi="Times New Roman" w:cs="Times New Roman"/>
-          <w:sz w:val="28"/>
-          <w:szCs w:val="28"/>
-        </w:rPr>
-        <w:t xml:space="preserve"> </w:t>
-      </w:r>
-      <w:proofErr w:type="spellStart"/>
-      <w:r>
-        <w:rPr>
-          <w:rFonts w:ascii="Times New Roman" w:hAnsi="Times New Roman" w:cs="Times New Roman"/>
-          <w:sz w:val="28"/>
-          <w:szCs w:val="28"/>
-        </w:rPr>
-        <w:t>được</w:t>
-      </w:r>
-      <w:proofErr w:type="spellEnd"/>
-      <w:r>
-        <w:rPr>
-          <w:rFonts w:ascii="Times New Roman" w:hAnsi="Times New Roman" w:cs="Times New Roman"/>
-          <w:sz w:val="28"/>
-          <w:szCs w:val="28"/>
-        </w:rPr>
-        <w:t xml:space="preserve"> </w:t>
-      </w:r>
-      <w:proofErr w:type="spellStart"/>
-      <w:r>
-        <w:rPr>
-          <w:rFonts w:ascii="Times New Roman" w:hAnsi="Times New Roman" w:cs="Times New Roman"/>
-          <w:sz w:val="28"/>
-          <w:szCs w:val="28"/>
-        </w:rPr>
-        <w:t>lưu</w:t>
-      </w:r>
-      <w:proofErr w:type="spellEnd"/>
-      <w:r>
-        <w:rPr>
-          <w:rFonts w:ascii="Times New Roman" w:hAnsi="Times New Roman" w:cs="Times New Roman"/>
-          <w:sz w:val="28"/>
-          <w:szCs w:val="28"/>
-        </w:rPr>
-        <w:t xml:space="preserve"> </w:t>
-      </w:r>
-      <w:proofErr w:type="spellStart"/>
-      <w:r>
-        <w:rPr>
-          <w:rFonts w:ascii="Times New Roman" w:hAnsi="Times New Roman" w:cs="Times New Roman"/>
-          <w:sz w:val="28"/>
-          <w:szCs w:val="28"/>
-        </w:rPr>
-        <w:t>vào</w:t>
-      </w:r>
-      <w:proofErr w:type="spellEnd"/>
-      <w:r>
-        <w:rPr>
-          <w:rFonts w:ascii="Times New Roman" w:hAnsi="Times New Roman" w:cs="Times New Roman"/>
-          <w:sz w:val="28"/>
-          <w:szCs w:val="28"/>
-        </w:rPr>
-        <w:t xml:space="preserve"> </w:t>
-      </w:r>
-      <w:proofErr w:type="spellStart"/>
-      <w:r>
-        <w:rPr>
-          <w:rFonts w:ascii="Times New Roman" w:hAnsi="Times New Roman" w:cs="Times New Roman"/>
-          <w:sz w:val="28"/>
-          <w:szCs w:val="28"/>
-        </w:rPr>
-        <w:t>một</w:t>
-      </w:r>
-      <w:proofErr w:type="spellEnd"/>
-      <w:r>
-        <w:rPr>
-          <w:rFonts w:ascii="Times New Roman" w:hAnsi="Times New Roman" w:cs="Times New Roman"/>
-          <w:sz w:val="28"/>
-          <w:szCs w:val="28"/>
-        </w:rPr>
-        <w:t xml:space="preserve"> </w:t>
-      </w:r>
-      <w:proofErr w:type="spellStart"/>
-      <w:r>
-        <w:rPr>
-          <w:rFonts w:ascii="Times New Roman" w:hAnsi="Times New Roman" w:cs="Times New Roman"/>
-          <w:sz w:val="28"/>
-          <w:szCs w:val="28"/>
-        </w:rPr>
-        <w:t>thư</w:t>
-      </w:r>
-      <w:proofErr w:type="spellEnd"/>
-      <w:r>
-        <w:rPr>
-          <w:rFonts w:ascii="Times New Roman" w:hAnsi="Times New Roman" w:cs="Times New Roman"/>
-          <w:sz w:val="28"/>
-          <w:szCs w:val="28"/>
-        </w:rPr>
-        <w:t xml:space="preserve"> </w:t>
-      </w:r>
-      <w:proofErr w:type="spellStart"/>
-      <w:r>
-        <w:rPr>
-          <w:rFonts w:ascii="Times New Roman" w:hAnsi="Times New Roman" w:cs="Times New Roman"/>
-          <w:sz w:val="28"/>
-          <w:szCs w:val="28"/>
-        </w:rPr>
-        <w:t>mục</w:t>
-      </w:r>
-      <w:proofErr w:type="spellEnd"/>
-      <w:r>
-        <w:rPr>
-          <w:rFonts w:ascii="Times New Roman" w:hAnsi="Times New Roman" w:cs="Times New Roman"/>
-          <w:sz w:val="28"/>
-          <w:szCs w:val="28"/>
-        </w:rPr>
-        <w:t xml:space="preserve"> </w:t>
-      </w:r>
-      <w:proofErr w:type="spellStart"/>
-      <w:r>
-        <w:rPr>
-          <w:rFonts w:ascii="Times New Roman" w:hAnsi="Times New Roman" w:cs="Times New Roman"/>
-          <w:sz w:val="28"/>
-          <w:szCs w:val="28"/>
-        </w:rPr>
-        <w:t>trong</w:t>
-      </w:r>
-      <w:proofErr w:type="spellEnd"/>
-      <w:r>
-        <w:rPr>
-          <w:rFonts w:ascii="Times New Roman" w:hAnsi="Times New Roman" w:cs="Times New Roman"/>
-          <w:sz w:val="28"/>
-          <w:szCs w:val="28"/>
-        </w:rPr>
-        <w:t xml:space="preserve"> </w:t>
-      </w:r>
-      <w:proofErr w:type="spellStart"/>
-      <w:r>
-        <w:rPr>
-          <w:rFonts w:ascii="Times New Roman" w:hAnsi="Times New Roman" w:cs="Times New Roman"/>
-          <w:sz w:val="28"/>
-          <w:szCs w:val="28"/>
-        </w:rPr>
-        <w:t>dự</w:t>
-      </w:r>
-      <w:proofErr w:type="spellEnd"/>
-      <w:r>
-        <w:rPr>
-          <w:rFonts w:ascii="Times New Roman" w:hAnsi="Times New Roman" w:cs="Times New Roman"/>
-          <w:sz w:val="28"/>
-          <w:szCs w:val="28"/>
-        </w:rPr>
-        <w:t xml:space="preserve"> </w:t>
-      </w:r>
-      <w:proofErr w:type="spellStart"/>
-      <w:r>
-        <w:rPr>
-          <w:rFonts w:ascii="Times New Roman" w:hAnsi="Times New Roman" w:cs="Times New Roman"/>
-          <w:sz w:val="28"/>
-          <w:szCs w:val="28"/>
-        </w:rPr>
-        <w:t>án</w:t>
-      </w:r>
-      <w:proofErr w:type="spellEnd"/>
-      <w:r>
-        <w:rPr>
-          <w:rFonts w:ascii="Times New Roman" w:hAnsi="Times New Roman" w:cs="Times New Roman"/>
-          <w:sz w:val="28"/>
-          <w:szCs w:val="28"/>
-        </w:rPr>
-        <w:t xml:space="preserve"> </w:t>
-      </w:r>
-      <w:proofErr w:type="spellStart"/>
-      <w:r>
-        <w:rPr>
-          <w:rFonts w:ascii="Times New Roman" w:hAnsi="Times New Roman" w:cs="Times New Roman"/>
-          <w:sz w:val="28"/>
-          <w:szCs w:val="28"/>
-        </w:rPr>
-        <w:t>và</w:t>
-      </w:r>
-      <w:proofErr w:type="spellEnd"/>
-      <w:r>
-        <w:rPr>
-          <w:rFonts w:ascii="Times New Roman" w:hAnsi="Times New Roman" w:cs="Times New Roman"/>
-          <w:sz w:val="28"/>
-          <w:szCs w:val="28"/>
-        </w:rPr>
-        <w:t xml:space="preserve"> </w:t>
-      </w:r>
-      <w:proofErr w:type="spellStart"/>
-      <w:r>
-        <w:rPr>
-          <w:rFonts w:ascii="Times New Roman" w:hAnsi="Times New Roman" w:cs="Times New Roman"/>
-          <w:sz w:val="28"/>
-          <w:szCs w:val="28"/>
-        </w:rPr>
-        <w:t>đường</w:t>
-      </w:r>
-      <w:proofErr w:type="spellEnd"/>
-      <w:r>
-        <w:rPr>
-          <w:rFonts w:ascii="Times New Roman" w:hAnsi="Times New Roman" w:cs="Times New Roman"/>
-          <w:sz w:val="28"/>
-          <w:szCs w:val="28"/>
-        </w:rPr>
-        <w:t xml:space="preserve"> </w:t>
-      </w:r>
-      <w:proofErr w:type="spellStart"/>
-      <w:r>
-        <w:rPr>
-          <w:rFonts w:ascii="Times New Roman" w:hAnsi="Times New Roman" w:cs="Times New Roman"/>
-          <w:sz w:val="28"/>
-          <w:szCs w:val="28"/>
-        </w:rPr>
-        <w:t>dẫn</w:t>
-      </w:r>
-      <w:proofErr w:type="spellEnd"/>
-      <w:r>
-        <w:rPr>
-          <w:rFonts w:ascii="Times New Roman" w:hAnsi="Times New Roman" w:cs="Times New Roman"/>
-          <w:sz w:val="28"/>
-          <w:szCs w:val="28"/>
-        </w:rPr>
-        <w:t xml:space="preserve"> </w:t>
-      </w:r>
-      <w:proofErr w:type="spellStart"/>
-      <w:r>
-        <w:rPr>
-          <w:rFonts w:ascii="Times New Roman" w:hAnsi="Times New Roman" w:cs="Times New Roman"/>
-          <w:sz w:val="28"/>
-          <w:szCs w:val="28"/>
-        </w:rPr>
-        <w:t>ảnh</w:t>
-      </w:r>
-      <w:proofErr w:type="spellEnd"/>
-      <w:r>
-        <w:rPr>
-          <w:rFonts w:ascii="Times New Roman" w:hAnsi="Times New Roman" w:cs="Times New Roman"/>
-          <w:sz w:val="28"/>
-          <w:szCs w:val="28"/>
-        </w:rPr>
-        <w:t xml:space="preserve"> </w:t>
-      </w:r>
-      <w:proofErr w:type="spellStart"/>
-      <w:r>
-        <w:rPr>
-          <w:rFonts w:ascii="Times New Roman" w:hAnsi="Times New Roman" w:cs="Times New Roman"/>
-          <w:sz w:val="28"/>
-          <w:szCs w:val="28"/>
-        </w:rPr>
-        <w:t>được</w:t>
-      </w:r>
-      <w:proofErr w:type="spellEnd"/>
-      <w:r>
-        <w:rPr>
-          <w:rFonts w:ascii="Times New Roman" w:hAnsi="Times New Roman" w:cs="Times New Roman"/>
-          <w:sz w:val="28"/>
-          <w:szCs w:val="28"/>
-        </w:rPr>
-        <w:t xml:space="preserve"> </w:t>
-      </w:r>
-      <w:proofErr w:type="spellStart"/>
-      <w:r>
-        <w:rPr>
-          <w:rFonts w:ascii="Times New Roman" w:hAnsi="Times New Roman" w:cs="Times New Roman"/>
-          <w:sz w:val="28"/>
-          <w:szCs w:val="28"/>
-        </w:rPr>
-        <w:t>lưu</w:t>
-      </w:r>
-      <w:proofErr w:type="spellEnd"/>
-      <w:r>
-        <w:rPr>
-          <w:rFonts w:ascii="Times New Roman" w:hAnsi="Times New Roman" w:cs="Times New Roman"/>
-          <w:sz w:val="28"/>
-          <w:szCs w:val="28"/>
-        </w:rPr>
-        <w:t xml:space="preserve"> </w:t>
-      </w:r>
-      <w:proofErr w:type="spellStart"/>
-      <w:r>
-        <w:rPr>
-          <w:rFonts w:ascii="Times New Roman" w:hAnsi="Times New Roman" w:cs="Times New Roman"/>
-          <w:sz w:val="28"/>
-          <w:szCs w:val="28"/>
-        </w:rPr>
-        <w:t>vào</w:t>
-      </w:r>
-      <w:proofErr w:type="spellEnd"/>
-      <w:r>
-        <w:rPr>
-          <w:rFonts w:ascii="Times New Roman" w:hAnsi="Times New Roman" w:cs="Times New Roman"/>
-          <w:sz w:val="28"/>
-          <w:szCs w:val="28"/>
-        </w:rPr>
-        <w:t xml:space="preserve"> DynamoDB.</w:t>
+        <w:t>. Ứng dụng phải có các chức năng: hiển thị danh sách sản phẩm ở trang đầu bằng table EJS, thêm, sửa, xóa, xem chi tiết sản phẩm. Chức năng thêm và sửa phải hỗ trợ upload ảnh; file ảnh được lưu vào một thư mục trong dự án và đường dẫn ảnh được lưu vào DynamoDB.</w:t>
       </w:r>
     </w:p>
     <w:p>
@@ -1554,7 +305,6 @@
                 <w:kern w:val="0"/>
                 <w:sz w:val="28"/>
                 <w:szCs w:val="28"/>
-                <w:lang w:val="en-VN"/>
                 <w14:ligatures w14:val="none"/>
               </w:rPr>
             </w:pPr>
@@ -1566,7 +316,6 @@
                 <w:kern w:val="0"/>
                 <w:sz w:val="28"/>
                 <w:szCs w:val="28"/>
-                <w:lang w:val="en-VN"/>
                 <w14:ligatures w14:val="none"/>
               </w:rPr>
               <w:t>Tiêu chí</w:t>
@@ -1589,7 +338,6 @@
                 <w:kern w:val="0"/>
                 <w:sz w:val="28"/>
                 <w:szCs w:val="28"/>
-                <w:lang w:val="en-VN"/>
                 <w14:ligatures w14:val="none"/>
               </w:rPr>
             </w:pPr>
@@ -1601,7 +349,6 @@
                 <w:kern w:val="0"/>
                 <w:sz w:val="28"/>
                 <w:szCs w:val="28"/>
-                <w:lang w:val="en-VN"/>
                 <w14:ligatures w14:val="none"/>
               </w:rPr>
               <w:t>Nội dung đánh giá</w:t>
@@ -1624,7 +371,6 @@
                 <w:kern w:val="0"/>
                 <w:sz w:val="28"/>
                 <w:szCs w:val="28"/>
-                <w:lang w:val="en-VN"/>
                 <w14:ligatures w14:val="none"/>
               </w:rPr>
             </w:pPr>
@@ -1636,7 +382,6 @@
                 <w:kern w:val="0"/>
                 <w:sz w:val="28"/>
                 <w:szCs w:val="28"/>
-                <w:lang w:val="en-VN"/>
                 <w14:ligatures w14:val="none"/>
               </w:rPr>
               <w:t>Điểm</w:t>
@@ -1662,17 +407,15 @@
                 <w:kern w:val="0"/>
                 <w:sz w:val="28"/>
                 <w:szCs w:val="28"/>
-                <w:lang w:val="en-VN"/>
-                <w14:ligatures w14:val="none"/>
-              </w:rPr>
-            </w:pPr>
-            <w:r>
-              <w:rPr>
-                <w:rFonts w:ascii="Times New Roman" w:eastAsia="Times New Roman" w:hAnsi="Times New Roman" w:cs="Times New Roman"/>
-                <w:kern w:val="0"/>
-                <w:sz w:val="28"/>
-                <w:szCs w:val="28"/>
-                <w:lang w:val="en-VN"/>
+                <w14:ligatures w14:val="none"/>
+              </w:rPr>
+            </w:pPr>
+            <w:r>
+              <w:rPr>
+                <w:rFonts w:ascii="Times New Roman" w:eastAsia="Times New Roman" w:hAnsi="Times New Roman" w:cs="Times New Roman"/>
+                <w:kern w:val="0"/>
+                <w:sz w:val="28"/>
+                <w:szCs w:val="28"/>
                 <w14:ligatures w14:val="none"/>
               </w:rPr>
               <w:t>1</w:t>
@@ -1693,17 +436,15 @@
                 <w:kern w:val="0"/>
                 <w:sz w:val="28"/>
                 <w:szCs w:val="28"/>
-                <w:lang w:val="en-VN"/>
-                <w14:ligatures w14:val="none"/>
-              </w:rPr>
-            </w:pPr>
-            <w:r>
-              <w:rPr>
-                <w:rFonts w:ascii="Times New Roman" w:eastAsia="Times New Roman" w:hAnsi="Times New Roman" w:cs="Times New Roman"/>
-                <w:kern w:val="0"/>
-                <w:sz w:val="28"/>
-                <w:szCs w:val="28"/>
-                <w:lang w:val="en-VN"/>
+                <w14:ligatures w14:val="none"/>
+              </w:rPr>
+            </w:pPr>
+            <w:r>
+              <w:rPr>
+                <w:rFonts w:ascii="Times New Roman" w:eastAsia="Times New Roman" w:hAnsi="Times New Roman" w:cs="Times New Roman"/>
+                <w:kern w:val="0"/>
+                <w:sz w:val="28"/>
+                <w:szCs w:val="28"/>
                 <w14:ligatures w14:val="none"/>
               </w:rPr>
               <w:t>Cấu hình DynamoDB Local trên Docker và kết nối Node.js thành công</w:t>
@@ -1724,17 +465,15 @@
                 <w:kern w:val="0"/>
                 <w:sz w:val="28"/>
                 <w:szCs w:val="28"/>
-                <w:lang w:val="en-VN"/>
-                <w14:ligatures w14:val="none"/>
-              </w:rPr>
-            </w:pPr>
-            <w:r>
-              <w:rPr>
-                <w:rFonts w:ascii="Times New Roman" w:eastAsia="Times New Roman" w:hAnsi="Times New Roman" w:cs="Times New Roman"/>
-                <w:kern w:val="0"/>
-                <w:sz w:val="28"/>
-                <w:szCs w:val="28"/>
-                <w:lang w:val="en-VN"/>
+                <w14:ligatures w14:val="none"/>
+              </w:rPr>
+            </w:pPr>
+            <w:r>
+              <w:rPr>
+                <w:rFonts w:ascii="Times New Roman" w:eastAsia="Times New Roman" w:hAnsi="Times New Roman" w:cs="Times New Roman"/>
+                <w:kern w:val="0"/>
+                <w:sz w:val="28"/>
+                <w:szCs w:val="28"/>
                 <w14:ligatures w14:val="none"/>
               </w:rPr>
               <w:t>1.0</w:t>
@@ -1760,17 +499,15 @@
                 <w:kern w:val="0"/>
                 <w:sz w:val="28"/>
                 <w:szCs w:val="28"/>
-                <w:lang w:val="en-VN"/>
-                <w14:ligatures w14:val="none"/>
-              </w:rPr>
-            </w:pPr>
-            <w:r>
-              <w:rPr>
-                <w:rFonts w:ascii="Times New Roman" w:eastAsia="Times New Roman" w:hAnsi="Times New Roman" w:cs="Times New Roman"/>
-                <w:kern w:val="0"/>
-                <w:sz w:val="28"/>
-                <w:szCs w:val="28"/>
-                <w:lang w:val="en-VN"/>
+                <w14:ligatures w14:val="none"/>
+              </w:rPr>
+            </w:pPr>
+            <w:r>
+              <w:rPr>
+                <w:rFonts w:ascii="Times New Roman" w:eastAsia="Times New Roman" w:hAnsi="Times New Roman" w:cs="Times New Roman"/>
+                <w:kern w:val="0"/>
+                <w:sz w:val="28"/>
+                <w:szCs w:val="28"/>
                 <w14:ligatures w14:val="none"/>
               </w:rPr>
               <w:t>2</w:t>
@@ -1791,17 +528,15 @@
                 <w:kern w:val="0"/>
                 <w:sz w:val="28"/>
                 <w:szCs w:val="28"/>
-                <w:lang w:val="en-VN"/>
-                <w14:ligatures w14:val="none"/>
-              </w:rPr>
-            </w:pPr>
-            <w:r>
-              <w:rPr>
-                <w:rFonts w:ascii="Times New Roman" w:eastAsia="Times New Roman" w:hAnsi="Times New Roman" w:cs="Times New Roman"/>
-                <w:kern w:val="0"/>
-                <w:sz w:val="28"/>
-                <w:szCs w:val="28"/>
-                <w:lang w:val="en-VN"/>
+                <w14:ligatures w14:val="none"/>
+              </w:rPr>
+            </w:pPr>
+            <w:r>
+              <w:rPr>
+                <w:rFonts w:ascii="Times New Roman" w:eastAsia="Times New Roman" w:hAnsi="Times New Roman" w:cs="Times New Roman"/>
+                <w:kern w:val="0"/>
+                <w:sz w:val="28"/>
+                <w:szCs w:val="28"/>
                 <w14:ligatures w14:val="none"/>
               </w:rPr>
               <w:t>Tổ chức dự án đúng mô hình MVC</w:t>
@@ -1822,17 +557,15 @@
                 <w:kern w:val="0"/>
                 <w:sz w:val="28"/>
                 <w:szCs w:val="28"/>
-                <w:lang w:val="en-VN"/>
-                <w14:ligatures w14:val="none"/>
-              </w:rPr>
-            </w:pPr>
-            <w:r>
-              <w:rPr>
-                <w:rFonts w:ascii="Times New Roman" w:eastAsia="Times New Roman" w:hAnsi="Times New Roman" w:cs="Times New Roman"/>
-                <w:kern w:val="0"/>
-                <w:sz w:val="28"/>
-                <w:szCs w:val="28"/>
-                <w:lang w:val="en-VN"/>
+                <w14:ligatures w14:val="none"/>
+              </w:rPr>
+            </w:pPr>
+            <w:r>
+              <w:rPr>
+                <w:rFonts w:ascii="Times New Roman" w:eastAsia="Times New Roman" w:hAnsi="Times New Roman" w:cs="Times New Roman"/>
+                <w:kern w:val="0"/>
+                <w:sz w:val="28"/>
+                <w:szCs w:val="28"/>
                 <w14:ligatures w14:val="none"/>
               </w:rPr>
               <w:t>1.0</w:t>
@@ -1858,17 +591,15 @@
                 <w:kern w:val="0"/>
                 <w:sz w:val="28"/>
                 <w:szCs w:val="28"/>
-                <w:lang w:val="en-VN"/>
-                <w14:ligatures w14:val="none"/>
-              </w:rPr>
-            </w:pPr>
-            <w:r>
-              <w:rPr>
-                <w:rFonts w:ascii="Times New Roman" w:eastAsia="Times New Roman" w:hAnsi="Times New Roman" w:cs="Times New Roman"/>
-                <w:kern w:val="0"/>
-                <w:sz w:val="28"/>
-                <w:szCs w:val="28"/>
-                <w:lang w:val="en-VN"/>
+                <w14:ligatures w14:val="none"/>
+              </w:rPr>
+            </w:pPr>
+            <w:r>
+              <w:rPr>
+                <w:rFonts w:ascii="Times New Roman" w:eastAsia="Times New Roman" w:hAnsi="Times New Roman" w:cs="Times New Roman"/>
+                <w:kern w:val="0"/>
+                <w:sz w:val="28"/>
+                <w:szCs w:val="28"/>
                 <w14:ligatures w14:val="none"/>
               </w:rPr>
               <w:t>3</w:t>
@@ -1889,17 +620,15 @@
                 <w:kern w:val="0"/>
                 <w:sz w:val="28"/>
                 <w:szCs w:val="28"/>
-                <w:lang w:val="en-VN"/>
-                <w14:ligatures w14:val="none"/>
-              </w:rPr>
-            </w:pPr>
-            <w:r>
-              <w:rPr>
-                <w:rFonts w:ascii="Times New Roman" w:eastAsia="Times New Roman" w:hAnsi="Times New Roman" w:cs="Times New Roman"/>
-                <w:kern w:val="0"/>
-                <w:sz w:val="28"/>
-                <w:szCs w:val="28"/>
-                <w:lang w:val="en-VN"/>
+                <w14:ligatures w14:val="none"/>
+              </w:rPr>
+            </w:pPr>
+            <w:r>
+              <w:rPr>
+                <w:rFonts w:ascii="Times New Roman" w:eastAsia="Times New Roman" w:hAnsi="Times New Roman" w:cs="Times New Roman"/>
+                <w:kern w:val="0"/>
+                <w:sz w:val="28"/>
+                <w:szCs w:val="28"/>
                 <w14:ligatures w14:val="none"/>
               </w:rPr>
               <w:t>Trang đầu hiển thị danh sách sản phẩm bằng EJS dạng table, có hình ảnh</w:t>
@@ -1941,7 +670,6 @@
                 <w:kern w:val="0"/>
                 <w:sz w:val="28"/>
                 <w:szCs w:val="28"/>
-                <w:lang w:val="en-VN"/>
                 <w14:ligatures w14:val="none"/>
               </w:rPr>
               <w:t>.</w:t>
@@ -1978,17 +706,15 @@
                 <w:kern w:val="0"/>
                 <w:sz w:val="28"/>
                 <w:szCs w:val="28"/>
-                <w:lang w:val="en-VN"/>
-                <w14:ligatures w14:val="none"/>
-              </w:rPr>
-            </w:pPr>
-            <w:r>
-              <w:rPr>
-                <w:rFonts w:ascii="Times New Roman" w:eastAsia="Times New Roman" w:hAnsi="Times New Roman" w:cs="Times New Roman"/>
-                <w:kern w:val="0"/>
-                <w:sz w:val="28"/>
-                <w:szCs w:val="28"/>
-                <w:lang w:val="en-VN"/>
+                <w14:ligatures w14:val="none"/>
+              </w:rPr>
+            </w:pPr>
+            <w:r>
+              <w:rPr>
+                <w:rFonts w:ascii="Times New Roman" w:eastAsia="Times New Roman" w:hAnsi="Times New Roman" w:cs="Times New Roman"/>
+                <w:kern w:val="0"/>
+                <w:sz w:val="28"/>
+                <w:szCs w:val="28"/>
                 <w14:ligatures w14:val="none"/>
               </w:rPr>
               <w:t>4</w:t>
@@ -2009,17 +735,15 @@
                 <w:kern w:val="0"/>
                 <w:sz w:val="28"/>
                 <w:szCs w:val="28"/>
-                <w:lang w:val="en-VN"/>
-                <w14:ligatures w14:val="none"/>
-              </w:rPr>
-            </w:pPr>
-            <w:r>
-              <w:rPr>
-                <w:rFonts w:ascii="Times New Roman" w:eastAsia="Times New Roman" w:hAnsi="Times New Roman" w:cs="Times New Roman"/>
-                <w:kern w:val="0"/>
-                <w:sz w:val="28"/>
-                <w:szCs w:val="28"/>
-                <w:lang w:val="en-VN"/>
+                <w14:ligatures w14:val="none"/>
+              </w:rPr>
+            </w:pPr>
+            <w:r>
+              <w:rPr>
+                <w:rFonts w:ascii="Times New Roman" w:eastAsia="Times New Roman" w:hAnsi="Times New Roman" w:cs="Times New Roman"/>
+                <w:kern w:val="0"/>
+                <w:sz w:val="28"/>
+                <w:szCs w:val="28"/>
                 <w14:ligatures w14:val="none"/>
               </w:rPr>
               <w:t>Chức năng thêm sản phẩm, upload ảnh, lưu đường dẫn ảnh vào DynamoDB</w:t>
@@ -2061,7 +785,6 @@
                 <w:kern w:val="0"/>
                 <w:sz w:val="28"/>
                 <w:szCs w:val="28"/>
-                <w:lang w:val="en-VN"/>
                 <w14:ligatures w14:val="none"/>
               </w:rPr>
               <w:t>.</w:t>
@@ -2098,17 +821,15 @@
                 <w:kern w:val="0"/>
                 <w:sz w:val="28"/>
                 <w:szCs w:val="28"/>
-                <w:lang w:val="en-VN"/>
-                <w14:ligatures w14:val="none"/>
-              </w:rPr>
-            </w:pPr>
-            <w:r>
-              <w:rPr>
-                <w:rFonts w:ascii="Times New Roman" w:eastAsia="Times New Roman" w:hAnsi="Times New Roman" w:cs="Times New Roman"/>
-                <w:kern w:val="0"/>
-                <w:sz w:val="28"/>
-                <w:szCs w:val="28"/>
-                <w:lang w:val="en-VN"/>
+                <w14:ligatures w14:val="none"/>
+              </w:rPr>
+            </w:pPr>
+            <w:r>
+              <w:rPr>
+                <w:rFonts w:ascii="Times New Roman" w:eastAsia="Times New Roman" w:hAnsi="Times New Roman" w:cs="Times New Roman"/>
+                <w:kern w:val="0"/>
+                <w:sz w:val="28"/>
+                <w:szCs w:val="28"/>
                 <w14:ligatures w14:val="none"/>
               </w:rPr>
               <w:t>5</w:t>
@@ -2129,17 +850,15 @@
                 <w:kern w:val="0"/>
                 <w:sz w:val="28"/>
                 <w:szCs w:val="28"/>
-                <w:lang w:val="en-VN"/>
-                <w14:ligatures w14:val="none"/>
-              </w:rPr>
-            </w:pPr>
-            <w:r>
-              <w:rPr>
-                <w:rFonts w:ascii="Times New Roman" w:eastAsia="Times New Roman" w:hAnsi="Times New Roman" w:cs="Times New Roman"/>
-                <w:kern w:val="0"/>
-                <w:sz w:val="28"/>
-                <w:szCs w:val="28"/>
-                <w:lang w:val="en-VN"/>
+                <w14:ligatures w14:val="none"/>
+              </w:rPr>
+            </w:pPr>
+            <w:r>
+              <w:rPr>
+                <w:rFonts w:ascii="Times New Roman" w:eastAsia="Times New Roman" w:hAnsi="Times New Roman" w:cs="Times New Roman"/>
+                <w:kern w:val="0"/>
+                <w:sz w:val="28"/>
+                <w:szCs w:val="28"/>
                 <w14:ligatures w14:val="none"/>
               </w:rPr>
               <w:t>Chức năng sửa sản phẩm, cập nhật thông tin và ảnh</w:t>
@@ -2160,17 +879,15 @@
                 <w:kern w:val="0"/>
                 <w:sz w:val="28"/>
                 <w:szCs w:val="28"/>
-                <w:lang w:val="en-VN"/>
-                <w14:ligatures w14:val="none"/>
-              </w:rPr>
-            </w:pPr>
-            <w:r>
-              <w:rPr>
-                <w:rFonts w:ascii="Times New Roman" w:eastAsia="Times New Roman" w:hAnsi="Times New Roman" w:cs="Times New Roman"/>
-                <w:kern w:val="0"/>
-                <w:sz w:val="28"/>
-                <w:szCs w:val="28"/>
-                <w:lang w:val="en-VN"/>
+                <w14:ligatures w14:val="none"/>
+              </w:rPr>
+            </w:pPr>
+            <w:r>
+              <w:rPr>
+                <w:rFonts w:ascii="Times New Roman" w:eastAsia="Times New Roman" w:hAnsi="Times New Roman" w:cs="Times New Roman"/>
+                <w:kern w:val="0"/>
+                <w:sz w:val="28"/>
+                <w:szCs w:val="28"/>
                 <w14:ligatures w14:val="none"/>
               </w:rPr>
               <w:t>1.5</w:t>
@@ -2196,17 +913,15 @@
                 <w:kern w:val="0"/>
                 <w:sz w:val="28"/>
                 <w:szCs w:val="28"/>
-                <w:lang w:val="en-VN"/>
-                <w14:ligatures w14:val="none"/>
-              </w:rPr>
-            </w:pPr>
-            <w:r>
-              <w:rPr>
-                <w:rFonts w:ascii="Times New Roman" w:eastAsia="Times New Roman" w:hAnsi="Times New Roman" w:cs="Times New Roman"/>
-                <w:kern w:val="0"/>
-                <w:sz w:val="28"/>
-                <w:szCs w:val="28"/>
-                <w:lang w:val="en-VN"/>
+                <w14:ligatures w14:val="none"/>
+              </w:rPr>
+            </w:pPr>
+            <w:r>
+              <w:rPr>
+                <w:rFonts w:ascii="Times New Roman" w:eastAsia="Times New Roman" w:hAnsi="Times New Roman" w:cs="Times New Roman"/>
+                <w:kern w:val="0"/>
+                <w:sz w:val="28"/>
+                <w:szCs w:val="28"/>
                 <w14:ligatures w14:val="none"/>
               </w:rPr>
               <w:t>6</w:t>
@@ -2227,17 +942,15 @@
                 <w:kern w:val="0"/>
                 <w:sz w:val="28"/>
                 <w:szCs w:val="28"/>
-                <w:lang w:val="en-VN"/>
-                <w14:ligatures w14:val="none"/>
-              </w:rPr>
-            </w:pPr>
-            <w:r>
-              <w:rPr>
-                <w:rFonts w:ascii="Times New Roman" w:eastAsia="Times New Roman" w:hAnsi="Times New Roman" w:cs="Times New Roman"/>
-                <w:kern w:val="0"/>
-                <w:sz w:val="28"/>
-                <w:szCs w:val="28"/>
-                <w:lang w:val="en-VN"/>
+                <w14:ligatures w14:val="none"/>
+              </w:rPr>
+            </w:pPr>
+            <w:r>
+              <w:rPr>
+                <w:rFonts w:ascii="Times New Roman" w:eastAsia="Times New Roman" w:hAnsi="Times New Roman" w:cs="Times New Roman"/>
+                <w:kern w:val="0"/>
+                <w:sz w:val="28"/>
+                <w:szCs w:val="28"/>
                 <w14:ligatures w14:val="none"/>
               </w:rPr>
               <w:t>Chức năng xóa sản phẩm</w:t>
@@ -2258,17 +971,15 @@
                 <w:kern w:val="0"/>
                 <w:sz w:val="28"/>
                 <w:szCs w:val="28"/>
-                <w:lang w:val="en-VN"/>
-                <w14:ligatures w14:val="none"/>
-              </w:rPr>
-            </w:pPr>
-            <w:r>
-              <w:rPr>
-                <w:rFonts w:ascii="Times New Roman" w:eastAsia="Times New Roman" w:hAnsi="Times New Roman" w:cs="Times New Roman"/>
-                <w:kern w:val="0"/>
-                <w:sz w:val="28"/>
-                <w:szCs w:val="28"/>
-                <w:lang w:val="en-VN"/>
+                <w14:ligatures w14:val="none"/>
+              </w:rPr>
+            </w:pPr>
+            <w:r>
+              <w:rPr>
+                <w:rFonts w:ascii="Times New Roman" w:eastAsia="Times New Roman" w:hAnsi="Times New Roman" w:cs="Times New Roman"/>
+                <w:kern w:val="0"/>
+                <w:sz w:val="28"/>
+                <w:szCs w:val="28"/>
                 <w14:ligatures w14:val="none"/>
               </w:rPr>
               <w:t>1.0</w:t>
@@ -2294,17 +1005,15 @@
                 <w:kern w:val="0"/>
                 <w:sz w:val="28"/>
                 <w:szCs w:val="28"/>
-                <w:lang w:val="en-VN"/>
-                <w14:ligatures w14:val="none"/>
-              </w:rPr>
-            </w:pPr>
-            <w:r>
-              <w:rPr>
-                <w:rFonts w:ascii="Times New Roman" w:eastAsia="Times New Roman" w:hAnsi="Times New Roman" w:cs="Times New Roman"/>
-                <w:kern w:val="0"/>
-                <w:sz w:val="28"/>
-                <w:szCs w:val="28"/>
-                <w:lang w:val="en-VN"/>
+                <w14:ligatures w14:val="none"/>
+              </w:rPr>
+            </w:pPr>
+            <w:r>
+              <w:rPr>
+                <w:rFonts w:ascii="Times New Roman" w:eastAsia="Times New Roman" w:hAnsi="Times New Roman" w:cs="Times New Roman"/>
+                <w:kern w:val="0"/>
+                <w:sz w:val="28"/>
+                <w:szCs w:val="28"/>
                 <w14:ligatures w14:val="none"/>
               </w:rPr>
               <w:t>7</w:t>
@@ -2325,17 +1034,15 @@
                 <w:kern w:val="0"/>
                 <w:sz w:val="28"/>
                 <w:szCs w:val="28"/>
-                <w:lang w:val="en-VN"/>
-                <w14:ligatures w14:val="none"/>
-              </w:rPr>
-            </w:pPr>
-            <w:r>
-              <w:rPr>
-                <w:rFonts w:ascii="Times New Roman" w:eastAsia="Times New Roman" w:hAnsi="Times New Roman" w:cs="Times New Roman"/>
-                <w:kern w:val="0"/>
-                <w:sz w:val="28"/>
-                <w:szCs w:val="28"/>
-                <w:lang w:val="en-VN"/>
+                <w14:ligatures w14:val="none"/>
+              </w:rPr>
+            </w:pPr>
+            <w:r>
+              <w:rPr>
+                <w:rFonts w:ascii="Times New Roman" w:eastAsia="Times New Roman" w:hAnsi="Times New Roman" w:cs="Times New Roman"/>
+                <w:kern w:val="0"/>
+                <w:sz w:val="28"/>
+                <w:szCs w:val="28"/>
                 <w14:ligatures w14:val="none"/>
               </w:rPr>
               <w:t>Chức năng xem chi tiết sản phẩm</w:t>
@@ -2356,17 +1063,15 @@
                 <w:kern w:val="0"/>
                 <w:sz w:val="28"/>
                 <w:szCs w:val="28"/>
-                <w:lang w:val="en-VN"/>
-                <w14:ligatures w14:val="none"/>
-              </w:rPr>
-            </w:pPr>
-            <w:r>
-              <w:rPr>
-                <w:rFonts w:ascii="Times New Roman" w:eastAsia="Times New Roman" w:hAnsi="Times New Roman" w:cs="Times New Roman"/>
-                <w:kern w:val="0"/>
-                <w:sz w:val="28"/>
-                <w:szCs w:val="28"/>
-                <w:lang w:val="en-VN"/>
+                <w14:ligatures w14:val="none"/>
+              </w:rPr>
+            </w:pPr>
+            <w:r>
+              <w:rPr>
+                <w:rFonts w:ascii="Times New Roman" w:eastAsia="Times New Roman" w:hAnsi="Times New Roman" w:cs="Times New Roman"/>
+                <w:kern w:val="0"/>
+                <w:sz w:val="28"/>
+                <w:szCs w:val="28"/>
                 <w14:ligatures w14:val="none"/>
               </w:rPr>
               <w:t>0.5</w:t>
@@ -2392,17 +1097,15 @@
                 <w:kern w:val="0"/>
                 <w:sz w:val="28"/>
                 <w:szCs w:val="28"/>
-                <w:lang w:val="en-VN"/>
-                <w14:ligatures w14:val="none"/>
-              </w:rPr>
-            </w:pPr>
-            <w:r>
-              <w:rPr>
-                <w:rFonts w:ascii="Times New Roman" w:eastAsia="Times New Roman" w:hAnsi="Times New Roman" w:cs="Times New Roman"/>
-                <w:kern w:val="0"/>
-                <w:sz w:val="28"/>
-                <w:szCs w:val="28"/>
-                <w:lang w:val="en-VN"/>
+                <w14:ligatures w14:val="none"/>
+              </w:rPr>
+            </w:pPr>
+            <w:r>
+              <w:rPr>
+                <w:rFonts w:ascii="Times New Roman" w:eastAsia="Times New Roman" w:hAnsi="Times New Roman" w:cs="Times New Roman"/>
+                <w:kern w:val="0"/>
+                <w:sz w:val="28"/>
+                <w:szCs w:val="28"/>
                 <w14:ligatures w14:val="none"/>
               </w:rPr>
               <w:t>8</w:t>
@@ -2423,17 +1126,15 @@
                 <w:kern w:val="0"/>
                 <w:sz w:val="28"/>
                 <w:szCs w:val="28"/>
-                <w:lang w:val="en-VN"/>
-                <w14:ligatures w14:val="none"/>
-              </w:rPr>
-            </w:pPr>
-            <w:r>
-              <w:rPr>
-                <w:rFonts w:ascii="Times New Roman" w:eastAsia="Times New Roman" w:hAnsi="Times New Roman" w:cs="Times New Roman"/>
-                <w:kern w:val="0"/>
-                <w:sz w:val="28"/>
-                <w:szCs w:val="28"/>
-                <w:lang w:val="en-VN"/>
+                <w14:ligatures w14:val="none"/>
+              </w:rPr>
+            </w:pPr>
+            <w:r>
+              <w:rPr>
+                <w:rFonts w:ascii="Times New Roman" w:eastAsia="Times New Roman" w:hAnsi="Times New Roman" w:cs="Times New Roman"/>
+                <w:kern w:val="0"/>
+                <w:sz w:val="28"/>
+                <w:szCs w:val="28"/>
                 <w14:ligatures w14:val="none"/>
               </w:rPr>
               <w:t>Giao diện rõ ràng, chương trình chạy ổn định</w:t>
@@ -2454,17 +1155,15 @@
                 <w:kern w:val="0"/>
                 <w:sz w:val="28"/>
                 <w:szCs w:val="28"/>
-                <w:lang w:val="en-VN"/>
-                <w14:ligatures w14:val="none"/>
-              </w:rPr>
-            </w:pPr>
-            <w:r>
-              <w:rPr>
-                <w:rFonts w:ascii="Times New Roman" w:eastAsia="Times New Roman" w:hAnsi="Times New Roman" w:cs="Times New Roman"/>
-                <w:kern w:val="0"/>
-                <w:sz w:val="28"/>
-                <w:szCs w:val="28"/>
-                <w:lang w:val="en-VN"/>
+                <w14:ligatures w14:val="none"/>
+              </w:rPr>
+            </w:pPr>
+            <w:r>
+              <w:rPr>
+                <w:rFonts w:ascii="Times New Roman" w:eastAsia="Times New Roman" w:hAnsi="Times New Roman" w:cs="Times New Roman"/>
+                <w:kern w:val="0"/>
+                <w:sz w:val="28"/>
+                <w:szCs w:val="28"/>
                 <w14:ligatures w14:val="none"/>
               </w:rPr>
               <w:t>1.0</w:t>
@@ -2490,7 +1189,6 @@
                 <w:kern w:val="0"/>
                 <w:sz w:val="28"/>
                 <w:szCs w:val="28"/>
-                <w:lang w:val="en-VN"/>
                 <w14:ligatures w14:val="none"/>
               </w:rPr>
             </w:pPr>
@@ -2510,7 +1208,6 @@
                 <w:kern w:val="0"/>
                 <w:sz w:val="28"/>
                 <w:szCs w:val="28"/>
-                <w:lang w:val="en-VN"/>
                 <w14:ligatures w14:val="none"/>
               </w:rPr>
             </w:pPr>
@@ -2522,7 +1219,6 @@
                 <w:kern w:val="0"/>
                 <w:sz w:val="28"/>
                 <w:szCs w:val="28"/>
-                <w:lang w:val="en-VN"/>
                 <w14:ligatures w14:val="none"/>
               </w:rPr>
               <w:t>Tổng cộng</w:t>
@@ -2543,7 +1239,6 @@
                 <w:kern w:val="0"/>
                 <w:sz w:val="28"/>
                 <w:szCs w:val="28"/>
-                <w:lang w:val="en-VN"/>
                 <w14:ligatures w14:val="none"/>
               </w:rPr>
             </w:pPr>
@@ -2568,7 +1263,6 @@
                 <w:kern w:val="0"/>
                 <w:sz w:val="28"/>
                 <w:szCs w:val="28"/>
-                <w:lang w:val="en-VN"/>
                 <w14:ligatures w14:val="none"/>
               </w:rPr>
               <w:t>.0</w:t>
@@ -2586,7 +1280,6 @@
           <w:kern w:val="0"/>
           <w:sz w:val="28"/>
           <w:szCs w:val="28"/>
-          <w:lang w:val="en-VN"/>
           <w14:ligatures w14:val="none"/>
         </w:rPr>
       </w:pPr>
@@ -2598,7 +1291,6 @@
           <w:kern w:val="0"/>
           <w:sz w:val="28"/>
           <w:szCs w:val="28"/>
-          <w:lang w:val="en-VN"/>
           <w14:ligatures w14:val="none"/>
         </w:rPr>
         <w:t>Điểm cộng khuyến khích:</w:t>
@@ -2609,7 +1301,6 @@
           <w:kern w:val="0"/>
           <w:sz w:val="28"/>
           <w:szCs w:val="28"/>
-          <w:lang w:val="en-VN"/>
           <w14:ligatures w14:val="none"/>
         </w:rPr>
         <w:t xml:space="preserve"> tối đa </w:t>
@@ -2622,7 +1313,6 @@
           <w:kern w:val="0"/>
           <w:sz w:val="28"/>
           <w:szCs w:val="28"/>
-          <w:lang w:val="en-VN"/>
           <w14:ligatures w14:val="none"/>
         </w:rPr>
         <w:t>+1.0</w:t>
@@ -2641,7 +1331,6 @@
           <w:kern w:val="0"/>
           <w:sz w:val="28"/>
           <w:szCs w:val="28"/>
-          <w:lang w:val="en-VN"/>
           <w14:ligatures w14:val="none"/>
         </w:rPr>
       </w:pPr>
@@ -2651,7 +1340,6 @@
           <w:kern w:val="0"/>
           <w:sz w:val="28"/>
           <w:szCs w:val="28"/>
-          <w:lang w:val="en-VN"/>
           <w14:ligatures w14:val="none"/>
         </w:rPr>
         <w:t>Kiểm tra dữ liệu nhập</w:t>
@@ -2670,7 +1358,6 @@
           <w:kern w:val="0"/>
           <w:sz w:val="28"/>
           <w:szCs w:val="28"/>
-          <w:lang w:val="en-VN"/>
           <w14:ligatures w14:val="none"/>
         </w:rPr>
       </w:pPr>
@@ -2680,7 +1367,6 @@
           <w:kern w:val="0"/>
           <w:sz w:val="28"/>
           <w:szCs w:val="28"/>
-          <w:lang w:val="en-VN"/>
           <w14:ligatures w14:val="none"/>
         </w:rPr>
         <w:t>Thông báo thành công/thất bại</w:t>
@@ -2699,7 +1385,6 @@
           <w:kern w:val="0"/>
           <w:sz w:val="28"/>
           <w:szCs w:val="28"/>
-          <w:lang w:val="en-VN"/>
           <w14:ligatures w14:val="none"/>
         </w:rPr>
       </w:pPr>
@@ -2709,7 +1394,6 @@
           <w:kern w:val="0"/>
           <w:sz w:val="28"/>
           <w:szCs w:val="28"/>
-          <w:lang w:val="en-VN"/>
           <w14:ligatures w14:val="none"/>
         </w:rPr>
         <w:t>Tìm kiếm sản phẩm</w:t>
@@ -2728,7 +1412,6 @@
           <w:kern w:val="0"/>
           <w:sz w:val="28"/>
           <w:szCs w:val="28"/>
-          <w:lang w:val="en-VN"/>
           <w14:ligatures w14:val="none"/>
         </w:rPr>
       </w:pPr>
@@ -2738,7 +1421,6 @@
           <w:kern w:val="0"/>
           <w:sz w:val="28"/>
           <w:szCs w:val="28"/>
-          <w:lang w:val="en-VN"/>
           <w14:ligatures w14:val="none"/>
         </w:rPr>
         <w:t>Xử lý xóa ảnh cũ</w:t>
@@ -2757,7 +1439,6 @@
           <w:kern w:val="0"/>
           <w:sz w:val="28"/>
           <w:szCs w:val="28"/>
-          <w:lang w:val="en-VN"/>
           <w14:ligatures w14:val="none"/>
         </w:rPr>
       </w:pPr>
@@ -2767,10 +1448,1440 @@
           <w:kern w:val="0"/>
           <w:sz w:val="28"/>
           <w:szCs w:val="28"/>
-          <w:lang w:val="en-VN"/>
           <w14:ligatures w14:val="none"/>
         </w:rPr>
         <w:t>Giao diện đẹp hơn yêu cầu cơ bản</w:t>
+      </w:r>
+    </w:p>
+    <w:p>
+      <w:pPr>
+        <w:rPr>
+          <w:rFonts w:ascii="Times New Roman" w:eastAsia="Times New Roman" w:hAnsi="Times New Roman" w:cs="Times New Roman"/>
+          <w:kern w:val="0"/>
+          <w:sz w:val="28"/>
+          <w:szCs w:val="28"/>
+          <w14:ligatures w14:val="none"/>
+        </w:rPr>
+      </w:pPr>
+      <w:r>
+        <w:rPr>
+          <w:rFonts w:ascii="Times New Roman" w:eastAsia="Times New Roman" w:hAnsi="Times New Roman" w:cs="Times New Roman"/>
+          <w:kern w:val="0"/>
+          <w:sz w:val="28"/>
+          <w:szCs w:val="28"/>
+          <w14:ligatures w14:val="none"/>
+        </w:rPr>
+        <w:br w:type="page"/>
+      </w:r>
+    </w:p>
+    <w:tbl>
+      <w:tblPr>
+        <w:tblW w:w="0" w:type="auto"/>
+        <w:tblCellSpacing w:w="15" w:type="dxa"/>
+        <w:tblCellMar>
+          <w:top w:w="15" w:type="dxa"/>
+          <w:left w:w="15" w:type="dxa"/>
+          <w:bottom w:w="15" w:type="dxa"/>
+          <w:right w:w="15" w:type="dxa"/>
+        </w:tblCellMar>
+        <w:tblLook w:val="04A0" w:firstRow="1" w:lastRow="0" w:firstColumn="1" w:lastColumn="0" w:noHBand="0" w:noVBand="1"/>
+      </w:tblPr>
+      <w:tblGrid>
+        <w:gridCol w:w="9360"/>
+      </w:tblGrid>
+      <w:tr>
+        <w:trPr>
+          <w:tblCellSpacing w:w="15" w:type="dxa"/>
+        </w:trPr>
+        <w:tc>
+          <w:tcPr>
+            <w:tcW w:w="0" w:type="auto"/>
+            <w:vAlign w:val="center"/>
+            <w:hideMark/>
+          </w:tcPr>
+          <w:p>
+            <w:pPr>
+              <w:jc w:val="both"/>
+              <w:rPr>
+                <w:rFonts w:ascii="Times New Roman" w:eastAsia="Times New Roman" w:hAnsi="Times New Roman" w:cs="Times New Roman"/>
+                <w:kern w:val="0"/>
+                <w:sz w:val="28"/>
+                <w:szCs w:val="28"/>
+                <w14:ligatures w14:val="none"/>
+              </w:rPr>
+            </w:pPr>
+            <w:r>
+              <w:rPr>
+                <w:rFonts w:ascii="Times New Roman" w:eastAsia="Times New Roman" w:hAnsi="Times New Roman" w:cs="Times New Roman"/>
+                <w:kern w:val="0"/>
+                <w:sz w:val="28"/>
+                <w:szCs w:val="28"/>
+                <w14:ligatures w14:val="none"/>
+              </w:rPr>
+              <w:lastRenderedPageBreak/>
+              <w:t xml:space="preserve">1. </w:t>
+            </w:r>
+            <w:r>
+              <w:rPr>
+                <w:rFonts w:ascii="Times New Roman" w:eastAsia="Times New Roman" w:hAnsi="Times New Roman" w:cs="Times New Roman"/>
+                <w:kern w:val="0"/>
+                <w:sz w:val="28"/>
+                <w:szCs w:val="28"/>
+                <w14:ligatures w14:val="none"/>
+              </w:rPr>
+              <w:t>Cấu hình DynamoDB Local trên Docker và kết nối Node.js thành công</w:t>
+            </w:r>
+          </w:p>
+          <w:p>
+            <w:pPr>
+              <w:jc w:val="both"/>
+              <w:rPr>
+                <w:rFonts w:ascii="Times New Roman" w:eastAsia="Times New Roman" w:hAnsi="Times New Roman" w:cs="Times New Roman"/>
+                <w:kern w:val="0"/>
+                <w:sz w:val="28"/>
+                <w:szCs w:val="28"/>
+                <w14:ligatures w14:val="none"/>
+              </w:rPr>
+            </w:pPr>
+            <w:r>
+              <w:rPr>
+                <w:rFonts w:ascii="Times New Roman" w:eastAsia="Times New Roman" w:hAnsi="Times New Roman" w:cs="Times New Roman"/>
+                <w:noProof/>
+                <w:kern w:val="0"/>
+                <w:sz w:val="28"/>
+                <w:szCs w:val="28"/>
+                <w14:ligatures w14:val="none"/>
+              </w:rPr>
+              <w:drawing>
+                <wp:inline distT="0" distB="0" distL="0" distR="0" wp14:anchorId="4C519460" wp14:editId="70B617DD">
+                  <wp:extent cx="5943600" cy="3065145"/>
+                  <wp:effectExtent l="0" t="0" r="0" b="1905"/>
+                  <wp:docPr id="834937984" name="Picture 1"/>
+                  <wp:cNvGraphicFramePr>
+                    <a:graphicFrameLocks xmlns:a="http://schemas.openxmlformats.org/drawingml/2006/main" noChangeAspect="1"/>
+                  </wp:cNvGraphicFramePr>
+                  <a:graphic xmlns:a="http://schemas.openxmlformats.org/drawingml/2006/main">
+                    <a:graphicData uri="http://schemas.openxmlformats.org/drawingml/2006/picture">
+                      <pic:pic xmlns:pic="http://schemas.openxmlformats.org/drawingml/2006/picture">
+                        <pic:nvPicPr>
+                          <pic:cNvPr id="834937984" name=""/>
+                          <pic:cNvPicPr/>
+                        </pic:nvPicPr>
+                        <pic:blipFill>
+                          <a:blip r:embed="rId6"/>
+                          <a:stretch>
+                            <a:fillRect/>
+                          </a:stretch>
+                        </pic:blipFill>
+                        <pic:spPr>
+                          <a:xfrm>
+                            <a:off x="0" y="0"/>
+                            <a:ext cx="5943600" cy="3065145"/>
+                          </a:xfrm>
+                          <a:prstGeom prst="rect">
+                            <a:avLst/>
+                          </a:prstGeom>
+                        </pic:spPr>
+                      </pic:pic>
+                    </a:graphicData>
+                  </a:graphic>
+                </wp:inline>
+              </w:drawing>
+            </w:r>
+          </w:p>
+        </w:tc>
+      </w:tr>
+      <w:tr>
+        <w:trPr>
+          <w:tblCellSpacing w:w="15" w:type="dxa"/>
+        </w:trPr>
+        <w:tc>
+          <w:tcPr>
+            <w:tcW w:w="0" w:type="auto"/>
+            <w:vAlign w:val="center"/>
+          </w:tcPr>
+          <w:p>
+            <w:pPr>
+              <w:jc w:val="both"/>
+              <w:rPr>
+                <w:rFonts w:ascii="Times New Roman" w:eastAsia="Times New Roman" w:hAnsi="Times New Roman" w:cs="Times New Roman"/>
+                <w:kern w:val="0"/>
+                <w:sz w:val="28"/>
+                <w:szCs w:val="28"/>
+                <w14:ligatures w14:val="none"/>
+              </w:rPr>
+            </w:pPr>
+            <w:r>
+              <w:rPr>
+                <w:rFonts w:ascii="Times New Roman" w:eastAsia="Times New Roman" w:hAnsi="Times New Roman" w:cs="Times New Roman"/>
+                <w:noProof/>
+                <w:kern w:val="0"/>
+                <w:sz w:val="28"/>
+                <w:szCs w:val="28"/>
+                <w14:ligatures w14:val="none"/>
+              </w:rPr>
+              <w:drawing>
+                <wp:inline distT="0" distB="0" distL="0" distR="0" wp14:anchorId="22BE0490" wp14:editId="6EC1C38A">
+                  <wp:extent cx="5943600" cy="3575685"/>
+                  <wp:effectExtent l="0" t="0" r="0" b="5715"/>
+                  <wp:docPr id="1438300807" name="Picture 1"/>
+                  <wp:cNvGraphicFramePr>
+                    <a:graphicFrameLocks xmlns:a="http://schemas.openxmlformats.org/drawingml/2006/main" noChangeAspect="1"/>
+                  </wp:cNvGraphicFramePr>
+                  <a:graphic xmlns:a="http://schemas.openxmlformats.org/drawingml/2006/main">
+                    <a:graphicData uri="http://schemas.openxmlformats.org/drawingml/2006/picture">
+                      <pic:pic xmlns:pic="http://schemas.openxmlformats.org/drawingml/2006/picture">
+                        <pic:nvPicPr>
+                          <pic:cNvPr id="1438300807" name=""/>
+                          <pic:cNvPicPr/>
+                        </pic:nvPicPr>
+                        <pic:blipFill>
+                          <a:blip r:embed="rId7"/>
+                          <a:stretch>
+                            <a:fillRect/>
+                          </a:stretch>
+                        </pic:blipFill>
+                        <pic:spPr>
+                          <a:xfrm>
+                            <a:off x="0" y="0"/>
+                            <a:ext cx="5943600" cy="3575685"/>
+                          </a:xfrm>
+                          <a:prstGeom prst="rect">
+                            <a:avLst/>
+                          </a:prstGeom>
+                        </pic:spPr>
+                      </pic:pic>
+                    </a:graphicData>
+                  </a:graphic>
+                </wp:inline>
+              </w:drawing>
+            </w:r>
+          </w:p>
+        </w:tc>
+      </w:tr>
+      <w:tr>
+        <w:trPr>
+          <w:tblCellSpacing w:w="15" w:type="dxa"/>
+        </w:trPr>
+        <w:tc>
+          <w:tcPr>
+            <w:tcW w:w="0" w:type="auto"/>
+            <w:vAlign w:val="center"/>
+            <w:hideMark/>
+          </w:tcPr>
+          <w:p>
+            <w:pPr>
+              <w:jc w:val="both"/>
+              <w:rPr>
+                <w:rFonts w:ascii="Times New Roman" w:eastAsia="Times New Roman" w:hAnsi="Times New Roman" w:cs="Times New Roman"/>
+                <w:kern w:val="0"/>
+                <w:sz w:val="28"/>
+                <w:szCs w:val="28"/>
+                <w14:ligatures w14:val="none"/>
+              </w:rPr>
+            </w:pPr>
+            <w:r>
+              <w:rPr>
+                <w:rFonts w:ascii="Times New Roman" w:eastAsia="Times New Roman" w:hAnsi="Times New Roman" w:cs="Times New Roman"/>
+                <w:kern w:val="0"/>
+                <w:sz w:val="28"/>
+                <w:szCs w:val="28"/>
+                <w14:ligatures w14:val="none"/>
+              </w:rPr>
+              <w:t xml:space="preserve">2. </w:t>
+            </w:r>
+            <w:r>
+              <w:rPr>
+                <w:rFonts w:ascii="Times New Roman" w:eastAsia="Times New Roman" w:hAnsi="Times New Roman" w:cs="Times New Roman"/>
+                <w:kern w:val="0"/>
+                <w:sz w:val="28"/>
+                <w:szCs w:val="28"/>
+                <w14:ligatures w14:val="none"/>
+              </w:rPr>
+              <w:t>Tổ chức dự án đúng mô hình MVC</w:t>
+            </w:r>
+          </w:p>
+          <w:p>
+            <w:pPr>
+              <w:jc w:val="both"/>
+              <w:rPr>
+                <w:rFonts w:ascii="Times New Roman" w:eastAsia="Times New Roman" w:hAnsi="Times New Roman" w:cs="Times New Roman"/>
+                <w:kern w:val="0"/>
+                <w:sz w:val="28"/>
+                <w:szCs w:val="28"/>
+                <w14:ligatures w14:val="none"/>
+              </w:rPr>
+            </w:pPr>
+            <w:r>
+              <w:rPr>
+                <w:rFonts w:ascii="Times New Roman" w:eastAsia="Times New Roman" w:hAnsi="Times New Roman" w:cs="Times New Roman"/>
+                <w:noProof/>
+                <w:kern w:val="0"/>
+                <w:sz w:val="28"/>
+                <w:szCs w:val="28"/>
+                <w14:ligatures w14:val="none"/>
+              </w:rPr>
+              <w:lastRenderedPageBreak/>
+              <w:drawing>
+                <wp:inline distT="0" distB="0" distL="0" distR="0" wp14:anchorId="36AEA58A" wp14:editId="651164BD">
+                  <wp:extent cx="3562847" cy="7440063"/>
+                  <wp:effectExtent l="0" t="0" r="0" b="8890"/>
+                  <wp:docPr id="1563425422" name="Picture 1"/>
+                  <wp:cNvGraphicFramePr>
+                    <a:graphicFrameLocks xmlns:a="http://schemas.openxmlformats.org/drawingml/2006/main" noChangeAspect="1"/>
+                  </wp:cNvGraphicFramePr>
+                  <a:graphic xmlns:a="http://schemas.openxmlformats.org/drawingml/2006/main">
+                    <a:graphicData uri="http://schemas.openxmlformats.org/drawingml/2006/picture">
+                      <pic:pic xmlns:pic="http://schemas.openxmlformats.org/drawingml/2006/picture">
+                        <pic:nvPicPr>
+                          <pic:cNvPr id="1563425422" name=""/>
+                          <pic:cNvPicPr/>
+                        </pic:nvPicPr>
+                        <pic:blipFill>
+                          <a:blip r:embed="rId8"/>
+                          <a:stretch>
+                            <a:fillRect/>
+                          </a:stretch>
+                        </pic:blipFill>
+                        <pic:spPr>
+                          <a:xfrm>
+                            <a:off x="0" y="0"/>
+                            <a:ext cx="3562847" cy="7440063"/>
+                          </a:xfrm>
+                          <a:prstGeom prst="rect">
+                            <a:avLst/>
+                          </a:prstGeom>
+                        </pic:spPr>
+                      </pic:pic>
+                    </a:graphicData>
+                  </a:graphic>
+                </wp:inline>
+              </w:drawing>
+            </w:r>
+          </w:p>
+        </w:tc>
+      </w:tr>
+      <w:tr>
+        <w:trPr>
+          <w:tblCellSpacing w:w="15" w:type="dxa"/>
+        </w:trPr>
+        <w:tc>
+          <w:tcPr>
+            <w:tcW w:w="0" w:type="auto"/>
+            <w:vAlign w:val="center"/>
+            <w:hideMark/>
+          </w:tcPr>
+          <w:p>
+            <w:pPr>
+              <w:jc w:val="both"/>
+              <w:rPr>
+                <w:rFonts w:ascii="Times New Roman" w:eastAsia="Times New Roman" w:hAnsi="Times New Roman" w:cs="Times New Roman"/>
+                <w:kern w:val="0"/>
+                <w:sz w:val="28"/>
+                <w:szCs w:val="28"/>
+                <w14:ligatures w14:val="none"/>
+              </w:rPr>
+            </w:pPr>
+            <w:r>
+              <w:rPr>
+                <w:rFonts w:ascii="Times New Roman" w:eastAsia="Times New Roman" w:hAnsi="Times New Roman" w:cs="Times New Roman"/>
+                <w:kern w:val="0"/>
+                <w:sz w:val="28"/>
+                <w:szCs w:val="28"/>
+                <w14:ligatures w14:val="none"/>
+              </w:rPr>
+              <w:lastRenderedPageBreak/>
+              <w:t xml:space="preserve">3. </w:t>
+            </w:r>
+            <w:r>
+              <w:rPr>
+                <w:rFonts w:ascii="Times New Roman" w:eastAsia="Times New Roman" w:hAnsi="Times New Roman" w:cs="Times New Roman"/>
+                <w:kern w:val="0"/>
+                <w:sz w:val="28"/>
+                <w:szCs w:val="28"/>
+                <w14:ligatures w14:val="none"/>
+              </w:rPr>
+              <w:t>Trang đầu hiển thị danh sách sản phẩm bằng EJS dạng table, có hình ảnh</w:t>
+            </w:r>
+          </w:p>
+          <w:p>
+            <w:pPr>
+              <w:jc w:val="both"/>
+              <w:rPr>
+                <w:rFonts w:ascii="Times New Roman" w:eastAsia="Times New Roman" w:hAnsi="Times New Roman" w:cs="Times New Roman"/>
+                <w:kern w:val="0"/>
+                <w:sz w:val="28"/>
+                <w:szCs w:val="28"/>
+                <w14:ligatures w14:val="none"/>
+              </w:rPr>
+            </w:pPr>
+            <w:r>
+              <w:rPr>
+                <w:rFonts w:ascii="Times New Roman" w:eastAsia="Times New Roman" w:hAnsi="Times New Roman" w:cs="Times New Roman"/>
+                <w:noProof/>
+                <w:kern w:val="0"/>
+                <w:sz w:val="28"/>
+                <w:szCs w:val="28"/>
+                <w14:ligatures w14:val="none"/>
+              </w:rPr>
+              <w:lastRenderedPageBreak/>
+              <w:drawing>
+                <wp:inline distT="0" distB="0" distL="0" distR="0" wp14:anchorId="30DEF6C1" wp14:editId="74AD0B99">
+                  <wp:extent cx="5943600" cy="2266950"/>
+                  <wp:effectExtent l="0" t="0" r="0" b="0"/>
+                  <wp:docPr id="1391030303" name="Picture 1"/>
+                  <wp:cNvGraphicFramePr>
+                    <a:graphicFrameLocks xmlns:a="http://schemas.openxmlformats.org/drawingml/2006/main" noChangeAspect="1"/>
+                  </wp:cNvGraphicFramePr>
+                  <a:graphic xmlns:a="http://schemas.openxmlformats.org/drawingml/2006/main">
+                    <a:graphicData uri="http://schemas.openxmlformats.org/drawingml/2006/picture">
+                      <pic:pic xmlns:pic="http://schemas.openxmlformats.org/drawingml/2006/picture">
+                        <pic:nvPicPr>
+                          <pic:cNvPr id="1391030303" name=""/>
+                          <pic:cNvPicPr/>
+                        </pic:nvPicPr>
+                        <pic:blipFill>
+                          <a:blip r:embed="rId9"/>
+                          <a:stretch>
+                            <a:fillRect/>
+                          </a:stretch>
+                        </pic:blipFill>
+                        <pic:spPr>
+                          <a:xfrm>
+                            <a:off x="0" y="0"/>
+                            <a:ext cx="5943600" cy="2266950"/>
+                          </a:xfrm>
+                          <a:prstGeom prst="rect">
+                            <a:avLst/>
+                          </a:prstGeom>
+                        </pic:spPr>
+                      </pic:pic>
+                    </a:graphicData>
+                  </a:graphic>
+                </wp:inline>
+              </w:drawing>
+            </w:r>
+          </w:p>
+        </w:tc>
+      </w:tr>
+      <w:tr>
+        <w:trPr>
+          <w:tblCellSpacing w:w="15" w:type="dxa"/>
+        </w:trPr>
+        <w:tc>
+          <w:tcPr>
+            <w:tcW w:w="0" w:type="auto"/>
+            <w:vAlign w:val="center"/>
+            <w:hideMark/>
+          </w:tcPr>
+          <w:p>
+            <w:pPr>
+              <w:jc w:val="both"/>
+              <w:rPr>
+                <w:rFonts w:ascii="Times New Roman" w:eastAsia="Times New Roman" w:hAnsi="Times New Roman" w:cs="Times New Roman"/>
+                <w:kern w:val="0"/>
+                <w:sz w:val="28"/>
+                <w:szCs w:val="28"/>
+                <w14:ligatures w14:val="none"/>
+              </w:rPr>
+            </w:pPr>
+            <w:r>
+              <w:rPr>
+                <w:rFonts w:ascii="Times New Roman" w:eastAsia="Times New Roman" w:hAnsi="Times New Roman" w:cs="Times New Roman"/>
+                <w:kern w:val="0"/>
+                <w:sz w:val="28"/>
+                <w:szCs w:val="28"/>
+                <w14:ligatures w14:val="none"/>
+              </w:rPr>
+              <w:lastRenderedPageBreak/>
+              <w:t xml:space="preserve">4. </w:t>
+            </w:r>
+            <w:r>
+              <w:rPr>
+                <w:rFonts w:ascii="Times New Roman" w:eastAsia="Times New Roman" w:hAnsi="Times New Roman" w:cs="Times New Roman"/>
+                <w:kern w:val="0"/>
+                <w:sz w:val="28"/>
+                <w:szCs w:val="28"/>
+                <w14:ligatures w14:val="none"/>
+              </w:rPr>
+              <w:t>Chức năng thêm sản phẩm, upload ảnh, lưu đường dẫn ảnh vào DynamoDB</w:t>
+            </w:r>
+          </w:p>
+          <w:p>
+            <w:pPr>
+              <w:jc w:val="both"/>
+              <w:rPr>
+                <w:rFonts w:ascii="Times New Roman" w:eastAsia="Times New Roman" w:hAnsi="Times New Roman" w:cs="Times New Roman"/>
+                <w:kern w:val="0"/>
+                <w:sz w:val="28"/>
+                <w:szCs w:val="28"/>
+                <w14:ligatures w14:val="none"/>
+              </w:rPr>
+            </w:pPr>
+            <w:r>
+              <w:rPr>
+                <w:rFonts w:ascii="Times New Roman" w:eastAsia="Times New Roman" w:hAnsi="Times New Roman" w:cs="Times New Roman"/>
+                <w:kern w:val="0"/>
+                <w:sz w:val="28"/>
+                <w:szCs w:val="28"/>
+                <w14:ligatures w14:val="none"/>
+              </w:rPr>
+              <w:t>Them san pham</w:t>
+            </w:r>
+          </w:p>
+          <w:p>
+            <w:pPr>
+              <w:jc w:val="both"/>
+              <w:rPr>
+                <w:rFonts w:ascii="Times New Roman" w:eastAsia="Times New Roman" w:hAnsi="Times New Roman" w:cs="Times New Roman"/>
+                <w:kern w:val="0"/>
+                <w:sz w:val="28"/>
+                <w:szCs w:val="28"/>
+                <w14:ligatures w14:val="none"/>
+              </w:rPr>
+            </w:pPr>
+            <w:r>
+              <w:rPr>
+                <w:rFonts w:ascii="Times New Roman" w:eastAsia="Times New Roman" w:hAnsi="Times New Roman" w:cs="Times New Roman"/>
+                <w:noProof/>
+                <w:kern w:val="0"/>
+                <w:sz w:val="28"/>
+                <w:szCs w:val="28"/>
+                <w14:ligatures w14:val="none"/>
+              </w:rPr>
+              <w:drawing>
+                <wp:inline distT="0" distB="0" distL="0" distR="0" wp14:anchorId="09420E37" wp14:editId="04A18DB6">
+                  <wp:extent cx="5943600" cy="2418080"/>
+                  <wp:effectExtent l="0" t="0" r="0" b="1270"/>
+                  <wp:docPr id="661088940" name="Picture 1"/>
+                  <wp:cNvGraphicFramePr>
+                    <a:graphicFrameLocks xmlns:a="http://schemas.openxmlformats.org/drawingml/2006/main" noChangeAspect="1"/>
+                  </wp:cNvGraphicFramePr>
+                  <a:graphic xmlns:a="http://schemas.openxmlformats.org/drawingml/2006/main">
+                    <a:graphicData uri="http://schemas.openxmlformats.org/drawingml/2006/picture">
+                      <pic:pic xmlns:pic="http://schemas.openxmlformats.org/drawingml/2006/picture">
+                        <pic:nvPicPr>
+                          <pic:cNvPr id="661088940" name=""/>
+                          <pic:cNvPicPr/>
+                        </pic:nvPicPr>
+                        <pic:blipFill>
+                          <a:blip r:embed="rId10"/>
+                          <a:stretch>
+                            <a:fillRect/>
+                          </a:stretch>
+                        </pic:blipFill>
+                        <pic:spPr>
+                          <a:xfrm>
+                            <a:off x="0" y="0"/>
+                            <a:ext cx="5943600" cy="2418080"/>
+                          </a:xfrm>
+                          <a:prstGeom prst="rect">
+                            <a:avLst/>
+                          </a:prstGeom>
+                        </pic:spPr>
+                      </pic:pic>
+                    </a:graphicData>
+                  </a:graphic>
+                </wp:inline>
+              </w:drawing>
+            </w:r>
+          </w:p>
+          <w:p>
+            <w:pPr>
+              <w:jc w:val="both"/>
+              <w:rPr>
+                <w:rFonts w:ascii="Times New Roman" w:eastAsia="Times New Roman" w:hAnsi="Times New Roman" w:cs="Times New Roman"/>
+                <w:kern w:val="0"/>
+                <w:sz w:val="28"/>
+                <w:szCs w:val="28"/>
+                <w14:ligatures w14:val="none"/>
+              </w:rPr>
+            </w:pPr>
+            <w:r>
+              <w:rPr>
+                <w:rFonts w:ascii="Times New Roman" w:eastAsia="Times New Roman" w:hAnsi="Times New Roman" w:cs="Times New Roman"/>
+                <w:noProof/>
+                <w:kern w:val="0"/>
+                <w:sz w:val="28"/>
+                <w:szCs w:val="28"/>
+                <w14:ligatures w14:val="none"/>
+              </w:rPr>
+              <w:drawing>
+                <wp:anchor distT="0" distB="0" distL="114300" distR="114300" simplePos="0" relativeHeight="251658240" behindDoc="0" locked="0" layoutInCell="1" allowOverlap="1" wp14:anchorId="4B5F0DAF" wp14:editId="5F70E620">
+                  <wp:simplePos x="0" y="0"/>
+                  <wp:positionH relativeFrom="column">
+                    <wp:posOffset>-66675</wp:posOffset>
+                  </wp:positionH>
+                  <wp:positionV relativeFrom="paragraph">
+                    <wp:posOffset>196215</wp:posOffset>
+                  </wp:positionV>
+                  <wp:extent cx="5943600" cy="2802890"/>
+                  <wp:effectExtent l="0" t="0" r="0" b="0"/>
+                  <wp:wrapTopAndBottom/>
+                  <wp:docPr id="1867115983" name="Picture 1"/>
+                  <wp:cNvGraphicFramePr>
+                    <a:graphicFrameLocks xmlns:a="http://schemas.openxmlformats.org/drawingml/2006/main" noChangeAspect="1"/>
+                  </wp:cNvGraphicFramePr>
+                  <a:graphic xmlns:a="http://schemas.openxmlformats.org/drawingml/2006/main">
+                    <a:graphicData uri="http://schemas.openxmlformats.org/drawingml/2006/picture">
+                      <pic:pic xmlns:pic="http://schemas.openxmlformats.org/drawingml/2006/picture">
+                        <pic:nvPicPr>
+                          <pic:cNvPr id="1867115983" name=""/>
+                          <pic:cNvPicPr/>
+                        </pic:nvPicPr>
+                        <pic:blipFill>
+                          <a:blip r:embed="rId11" cstate="print">
+                            <a:extLst>
+                              <a:ext uri="{28A0092B-C50C-407E-A947-70E740481C1C}">
+                                <a14:useLocalDpi xmlns:a14="http://schemas.microsoft.com/office/drawing/2010/main" val="0"/>
+                              </a:ext>
+                            </a:extLst>
+                          </a:blip>
+                          <a:stretch>
+                            <a:fillRect/>
+                          </a:stretch>
+                        </pic:blipFill>
+                        <pic:spPr>
+                          <a:xfrm>
+                            <a:off x="0" y="0"/>
+                            <a:ext cx="5943600" cy="2802890"/>
+                          </a:xfrm>
+                          <a:prstGeom prst="rect">
+                            <a:avLst/>
+                          </a:prstGeom>
+                        </pic:spPr>
+                      </pic:pic>
+                    </a:graphicData>
+                  </a:graphic>
+                  <wp14:sizeRelH relativeFrom="margin">
+                    <wp14:pctWidth>0</wp14:pctWidth>
+                  </wp14:sizeRelH>
+                  <wp14:sizeRelV relativeFrom="margin">
+                    <wp14:pctHeight>0</wp14:pctHeight>
+                  </wp14:sizeRelV>
+                </wp:anchor>
+              </w:drawing>
+            </w:r>
+          </w:p>
+        </w:tc>
+      </w:tr>
+      <w:tr>
+        <w:trPr>
+          <w:tblCellSpacing w:w="15" w:type="dxa"/>
+        </w:trPr>
+        <w:tc>
+          <w:tcPr>
+            <w:tcW w:w="0" w:type="auto"/>
+            <w:vAlign w:val="center"/>
+          </w:tcPr>
+          <w:p>
+            <w:pPr>
+              <w:jc w:val="both"/>
+              <w:rPr>
+                <w:rFonts w:ascii="Times New Roman" w:eastAsia="Times New Roman" w:hAnsi="Times New Roman" w:cs="Times New Roman"/>
+                <w:kern w:val="0"/>
+                <w:sz w:val="28"/>
+                <w:szCs w:val="28"/>
+                <w14:ligatures w14:val="none"/>
+              </w:rPr>
+            </w:pPr>
+            <w:r>
+              <w:rPr>
+                <w:rFonts w:ascii="Times New Roman" w:eastAsia="Times New Roman" w:hAnsi="Times New Roman" w:cs="Times New Roman"/>
+                <w:kern w:val="0"/>
+                <w:sz w:val="28"/>
+                <w:szCs w:val="28"/>
+                <w14:ligatures w14:val="none"/>
+              </w:rPr>
+              <w:lastRenderedPageBreak/>
+              <w:t>Luu duong dan hinh anh tren dynamodb</w:t>
+            </w:r>
+          </w:p>
+        </w:tc>
+      </w:tr>
+      <w:tr>
+        <w:trPr>
+          <w:tblCellSpacing w:w="15" w:type="dxa"/>
+        </w:trPr>
+        <w:tc>
+          <w:tcPr>
+            <w:tcW w:w="0" w:type="auto"/>
+            <w:vAlign w:val="center"/>
+          </w:tcPr>
+          <w:p>
+            <w:pPr>
+              <w:jc w:val="both"/>
+              <w:rPr>
+                <w:rFonts w:ascii="Times New Roman" w:eastAsia="Times New Roman" w:hAnsi="Times New Roman" w:cs="Times New Roman"/>
+                <w:kern w:val="0"/>
+                <w:sz w:val="28"/>
+                <w:szCs w:val="28"/>
+                <w14:ligatures w14:val="none"/>
+              </w:rPr>
+            </w:pPr>
+            <w:r>
+              <w:rPr>
+                <w:rFonts w:ascii="Times New Roman" w:eastAsia="Times New Roman" w:hAnsi="Times New Roman" w:cs="Times New Roman"/>
+                <w:noProof/>
+                <w:kern w:val="0"/>
+                <w:sz w:val="28"/>
+                <w:szCs w:val="28"/>
+                <w14:ligatures w14:val="none"/>
+              </w:rPr>
+              <w:drawing>
+                <wp:inline distT="0" distB="0" distL="0" distR="0" wp14:anchorId="7DC4AC83" wp14:editId="7D1B115A">
+                  <wp:extent cx="5943600" cy="2136140"/>
+                  <wp:effectExtent l="0" t="0" r="0" b="0"/>
+                  <wp:docPr id="268605893" name="Picture 1"/>
+                  <wp:cNvGraphicFramePr>
+                    <a:graphicFrameLocks xmlns:a="http://schemas.openxmlformats.org/drawingml/2006/main" noChangeAspect="1"/>
+                  </wp:cNvGraphicFramePr>
+                  <a:graphic xmlns:a="http://schemas.openxmlformats.org/drawingml/2006/main">
+                    <a:graphicData uri="http://schemas.openxmlformats.org/drawingml/2006/picture">
+                      <pic:pic xmlns:pic="http://schemas.openxmlformats.org/drawingml/2006/picture">
+                        <pic:nvPicPr>
+                          <pic:cNvPr id="268605893" name=""/>
+                          <pic:cNvPicPr/>
+                        </pic:nvPicPr>
+                        <pic:blipFill>
+                          <a:blip r:embed="rId12"/>
+                          <a:stretch>
+                            <a:fillRect/>
+                          </a:stretch>
+                        </pic:blipFill>
+                        <pic:spPr>
+                          <a:xfrm>
+                            <a:off x="0" y="0"/>
+                            <a:ext cx="5943600" cy="2136140"/>
+                          </a:xfrm>
+                          <a:prstGeom prst="rect">
+                            <a:avLst/>
+                          </a:prstGeom>
+                        </pic:spPr>
+                      </pic:pic>
+                    </a:graphicData>
+                  </a:graphic>
+                </wp:inline>
+              </w:drawing>
+            </w:r>
+          </w:p>
+        </w:tc>
+      </w:tr>
+      <w:tr>
+        <w:trPr>
+          <w:tblCellSpacing w:w="15" w:type="dxa"/>
+        </w:trPr>
+        <w:tc>
+          <w:tcPr>
+            <w:tcW w:w="0" w:type="auto"/>
+            <w:vAlign w:val="center"/>
+          </w:tcPr>
+          <w:p>
+            <w:pPr>
+              <w:jc w:val="both"/>
+              <w:rPr>
+                <w:rFonts w:ascii="Times New Roman" w:eastAsia="Times New Roman" w:hAnsi="Times New Roman" w:cs="Times New Roman"/>
+                <w:noProof/>
+                <w:kern w:val="0"/>
+                <w:sz w:val="28"/>
+                <w:szCs w:val="28"/>
+                <w14:ligatures w14:val="none"/>
+              </w:rPr>
+            </w:pPr>
+            <w:r>
+              <w:rPr>
+                <w:rFonts w:ascii="Times New Roman" w:eastAsia="Times New Roman" w:hAnsi="Times New Roman" w:cs="Times New Roman"/>
+                <w:noProof/>
+                <w:kern w:val="0"/>
+                <w:sz w:val="28"/>
+                <w:szCs w:val="28"/>
+                <w14:ligatures w14:val="none"/>
+              </w:rPr>
+              <w:t>Hinh anh duoc luu vao thu mục public/upload/</w:t>
+            </w:r>
+          </w:p>
+          <w:p>
+            <w:pPr>
+              <w:jc w:val="both"/>
+              <w:rPr>
+                <w:rFonts w:ascii="Times New Roman" w:eastAsia="Times New Roman" w:hAnsi="Times New Roman" w:cs="Times New Roman"/>
+                <w:noProof/>
+                <w:kern w:val="0"/>
+                <w:sz w:val="28"/>
+                <w:szCs w:val="28"/>
+                <w14:ligatures w14:val="none"/>
+              </w:rPr>
+            </w:pPr>
+            <w:r>
+              <w:rPr>
+                <w:rFonts w:ascii="Times New Roman" w:eastAsia="Times New Roman" w:hAnsi="Times New Roman" w:cs="Times New Roman"/>
+                <w:noProof/>
+                <w:kern w:val="0"/>
+                <w:sz w:val="28"/>
+                <w:szCs w:val="28"/>
+                <w14:ligatures w14:val="none"/>
+              </w:rPr>
+              <w:drawing>
+                <wp:inline distT="0" distB="0" distL="0" distR="0" wp14:anchorId="00AC0FD6" wp14:editId="63E83CC9">
+                  <wp:extent cx="5943600" cy="3141345"/>
+                  <wp:effectExtent l="0" t="0" r="0" b="1905"/>
+                  <wp:docPr id="1710542456" name="Picture 1"/>
+                  <wp:cNvGraphicFramePr>
+                    <a:graphicFrameLocks xmlns:a="http://schemas.openxmlformats.org/drawingml/2006/main" noChangeAspect="1"/>
+                  </wp:cNvGraphicFramePr>
+                  <a:graphic xmlns:a="http://schemas.openxmlformats.org/drawingml/2006/main">
+                    <a:graphicData uri="http://schemas.openxmlformats.org/drawingml/2006/picture">
+                      <pic:pic xmlns:pic="http://schemas.openxmlformats.org/drawingml/2006/picture">
+                        <pic:nvPicPr>
+                          <pic:cNvPr id="1710542456" name=""/>
+                          <pic:cNvPicPr/>
+                        </pic:nvPicPr>
+                        <pic:blipFill>
+                          <a:blip r:embed="rId13"/>
+                          <a:stretch>
+                            <a:fillRect/>
+                          </a:stretch>
+                        </pic:blipFill>
+                        <pic:spPr>
+                          <a:xfrm>
+                            <a:off x="0" y="0"/>
+                            <a:ext cx="5943600" cy="3141345"/>
+                          </a:xfrm>
+                          <a:prstGeom prst="rect">
+                            <a:avLst/>
+                          </a:prstGeom>
+                        </pic:spPr>
+                      </pic:pic>
+                    </a:graphicData>
+                  </a:graphic>
+                </wp:inline>
+              </w:drawing>
+            </w:r>
+          </w:p>
+        </w:tc>
+      </w:tr>
+      <w:tr>
+        <w:trPr>
+          <w:tblCellSpacing w:w="15" w:type="dxa"/>
+        </w:trPr>
+        <w:tc>
+          <w:tcPr>
+            <w:tcW w:w="0" w:type="auto"/>
+            <w:vAlign w:val="center"/>
+            <w:hideMark/>
+          </w:tcPr>
+          <w:p>
+            <w:pPr>
+              <w:jc w:val="both"/>
+              <w:rPr>
+                <w:rFonts w:ascii="Times New Roman" w:eastAsia="Times New Roman" w:hAnsi="Times New Roman" w:cs="Times New Roman"/>
+                <w:kern w:val="0"/>
+                <w:sz w:val="28"/>
+                <w:szCs w:val="28"/>
+                <w14:ligatures w14:val="none"/>
+              </w:rPr>
+            </w:pPr>
+            <w:r>
+              <w:rPr>
+                <w:rFonts w:ascii="Times New Roman" w:eastAsia="Times New Roman" w:hAnsi="Times New Roman" w:cs="Times New Roman"/>
+                <w:kern w:val="0"/>
+                <w:sz w:val="28"/>
+                <w:szCs w:val="28"/>
+                <w14:ligatures w14:val="none"/>
+              </w:rPr>
+              <w:t xml:space="preserve">5. </w:t>
+            </w:r>
+            <w:r>
+              <w:rPr>
+                <w:rFonts w:ascii="Times New Roman" w:eastAsia="Times New Roman" w:hAnsi="Times New Roman" w:cs="Times New Roman"/>
+                <w:kern w:val="0"/>
+                <w:sz w:val="28"/>
+                <w:szCs w:val="28"/>
+                <w14:ligatures w14:val="none"/>
+              </w:rPr>
+              <w:t>Chức năng sửa sản phẩm, cập nhật thông tin và ảnh</w:t>
+            </w:r>
+          </w:p>
+          <w:p>
+            <w:pPr>
+              <w:jc w:val="both"/>
+              <w:rPr>
+                <w:rFonts w:ascii="Times New Roman" w:eastAsia="Times New Roman" w:hAnsi="Times New Roman" w:cs="Times New Roman"/>
+                <w:kern w:val="0"/>
+                <w:sz w:val="28"/>
+                <w:szCs w:val="28"/>
+                <w14:ligatures w14:val="none"/>
+              </w:rPr>
+            </w:pPr>
+            <w:r>
+              <w:rPr>
+                <w:rFonts w:ascii="Times New Roman" w:eastAsia="Times New Roman" w:hAnsi="Times New Roman" w:cs="Times New Roman"/>
+                <w:noProof/>
+                <w:kern w:val="0"/>
+                <w:sz w:val="28"/>
+                <w:szCs w:val="28"/>
+                <w14:ligatures w14:val="none"/>
+              </w:rPr>
+              <w:lastRenderedPageBreak/>
+              <w:drawing>
+                <wp:inline distT="0" distB="0" distL="0" distR="0" wp14:anchorId="5F389DD0" wp14:editId="1A0B22EF">
+                  <wp:extent cx="5943600" cy="3692525"/>
+                  <wp:effectExtent l="0" t="0" r="0" b="3175"/>
+                  <wp:docPr id="201223702" name="Picture 1"/>
+                  <wp:cNvGraphicFramePr>
+                    <a:graphicFrameLocks xmlns:a="http://schemas.openxmlformats.org/drawingml/2006/main" noChangeAspect="1"/>
+                  </wp:cNvGraphicFramePr>
+                  <a:graphic xmlns:a="http://schemas.openxmlformats.org/drawingml/2006/main">
+                    <a:graphicData uri="http://schemas.openxmlformats.org/drawingml/2006/picture">
+                      <pic:pic xmlns:pic="http://schemas.openxmlformats.org/drawingml/2006/picture">
+                        <pic:nvPicPr>
+                          <pic:cNvPr id="201223702" name=""/>
+                          <pic:cNvPicPr/>
+                        </pic:nvPicPr>
+                        <pic:blipFill>
+                          <a:blip r:embed="rId14"/>
+                          <a:stretch>
+                            <a:fillRect/>
+                          </a:stretch>
+                        </pic:blipFill>
+                        <pic:spPr>
+                          <a:xfrm>
+                            <a:off x="0" y="0"/>
+                            <a:ext cx="5943600" cy="3692525"/>
+                          </a:xfrm>
+                          <a:prstGeom prst="rect">
+                            <a:avLst/>
+                          </a:prstGeom>
+                        </pic:spPr>
+                      </pic:pic>
+                    </a:graphicData>
+                  </a:graphic>
+                </wp:inline>
+              </w:drawing>
+            </w:r>
+          </w:p>
+        </w:tc>
+      </w:tr>
+      <w:tr>
+        <w:trPr>
+          <w:tblCellSpacing w:w="15" w:type="dxa"/>
+        </w:trPr>
+        <w:tc>
+          <w:tcPr>
+            <w:tcW w:w="0" w:type="auto"/>
+            <w:vAlign w:val="center"/>
+          </w:tcPr>
+          <w:p>
+            <w:pPr>
+              <w:jc w:val="both"/>
+              <w:rPr>
+                <w:rFonts w:ascii="Times New Roman" w:eastAsia="Times New Roman" w:hAnsi="Times New Roman" w:cs="Times New Roman"/>
+                <w:kern w:val="0"/>
+                <w:sz w:val="28"/>
+                <w:szCs w:val="28"/>
+                <w14:ligatures w14:val="none"/>
+              </w:rPr>
+            </w:pPr>
+            <w:r>
+              <w:rPr>
+                <w:rFonts w:ascii="Times New Roman" w:eastAsia="Times New Roman" w:hAnsi="Times New Roman" w:cs="Times New Roman"/>
+                <w:noProof/>
+                <w:kern w:val="0"/>
+                <w:sz w:val="28"/>
+                <w:szCs w:val="28"/>
+                <w14:ligatures w14:val="none"/>
+              </w:rPr>
+              <w:lastRenderedPageBreak/>
+              <w:drawing>
+                <wp:inline distT="0" distB="0" distL="0" distR="0" wp14:anchorId="2C3BA1D8" wp14:editId="06BCA26E">
+                  <wp:extent cx="5943600" cy="2877820"/>
+                  <wp:effectExtent l="0" t="0" r="0" b="0"/>
+                  <wp:docPr id="553300581" name="Picture 1"/>
+                  <wp:cNvGraphicFramePr>
+                    <a:graphicFrameLocks xmlns:a="http://schemas.openxmlformats.org/drawingml/2006/main" noChangeAspect="1"/>
+                  </wp:cNvGraphicFramePr>
+                  <a:graphic xmlns:a="http://schemas.openxmlformats.org/drawingml/2006/main">
+                    <a:graphicData uri="http://schemas.openxmlformats.org/drawingml/2006/picture">
+                      <pic:pic xmlns:pic="http://schemas.openxmlformats.org/drawingml/2006/picture">
+                        <pic:nvPicPr>
+                          <pic:cNvPr id="553300581" name=""/>
+                          <pic:cNvPicPr/>
+                        </pic:nvPicPr>
+                        <pic:blipFill>
+                          <a:blip r:embed="rId15"/>
+                          <a:stretch>
+                            <a:fillRect/>
+                          </a:stretch>
+                        </pic:blipFill>
+                        <pic:spPr>
+                          <a:xfrm>
+                            <a:off x="0" y="0"/>
+                            <a:ext cx="5943600" cy="2877820"/>
+                          </a:xfrm>
+                          <a:prstGeom prst="rect">
+                            <a:avLst/>
+                          </a:prstGeom>
+                        </pic:spPr>
+                      </pic:pic>
+                    </a:graphicData>
+                  </a:graphic>
+                </wp:inline>
+              </w:drawing>
+            </w:r>
+          </w:p>
+        </w:tc>
+      </w:tr>
+      <w:tr>
+        <w:trPr>
+          <w:tblCellSpacing w:w="15" w:type="dxa"/>
+        </w:trPr>
+        <w:tc>
+          <w:tcPr>
+            <w:tcW w:w="0" w:type="auto"/>
+            <w:vAlign w:val="center"/>
+            <w:hideMark/>
+          </w:tcPr>
+          <w:p>
+            <w:pPr>
+              <w:jc w:val="both"/>
+              <w:rPr>
+                <w:rFonts w:ascii="Times New Roman" w:eastAsia="Times New Roman" w:hAnsi="Times New Roman" w:cs="Times New Roman"/>
+                <w:kern w:val="0"/>
+                <w:sz w:val="28"/>
+                <w:szCs w:val="28"/>
+                <w14:ligatures w14:val="none"/>
+              </w:rPr>
+            </w:pPr>
+            <w:r>
+              <w:rPr>
+                <w:rFonts w:ascii="Times New Roman" w:eastAsia="Times New Roman" w:hAnsi="Times New Roman" w:cs="Times New Roman"/>
+                <w:kern w:val="0"/>
+                <w:sz w:val="28"/>
+                <w:szCs w:val="28"/>
+                <w14:ligatures w14:val="none"/>
+              </w:rPr>
+              <w:t xml:space="preserve">6. </w:t>
+            </w:r>
+            <w:r>
+              <w:rPr>
+                <w:rFonts w:ascii="Times New Roman" w:eastAsia="Times New Roman" w:hAnsi="Times New Roman" w:cs="Times New Roman"/>
+                <w:kern w:val="0"/>
+                <w:sz w:val="28"/>
+                <w:szCs w:val="28"/>
+                <w14:ligatures w14:val="none"/>
+              </w:rPr>
+              <w:t>Chức năng xóa sản phẩm</w:t>
+            </w:r>
+          </w:p>
+          <w:p>
+            <w:pPr>
+              <w:jc w:val="both"/>
+              <w:rPr>
+                <w:rFonts w:ascii="Times New Roman" w:eastAsia="Times New Roman" w:hAnsi="Times New Roman" w:cs="Times New Roman"/>
+                <w:kern w:val="0"/>
+                <w:sz w:val="28"/>
+                <w:szCs w:val="28"/>
+                <w14:ligatures w14:val="none"/>
+              </w:rPr>
+            </w:pPr>
+            <w:r>
+              <w:rPr>
+                <w:rFonts w:ascii="Times New Roman" w:eastAsia="Times New Roman" w:hAnsi="Times New Roman" w:cs="Times New Roman"/>
+                <w:noProof/>
+                <w:kern w:val="0"/>
+                <w:sz w:val="28"/>
+                <w:szCs w:val="28"/>
+                <w14:ligatures w14:val="none"/>
+              </w:rPr>
+              <w:lastRenderedPageBreak/>
+              <w:drawing>
+                <wp:inline distT="0" distB="0" distL="0" distR="0" wp14:anchorId="4FB3FFD2" wp14:editId="4769F20E">
+                  <wp:extent cx="5943600" cy="3031490"/>
+                  <wp:effectExtent l="0" t="0" r="0" b="0"/>
+                  <wp:docPr id="405075684" name="Picture 1"/>
+                  <wp:cNvGraphicFramePr>
+                    <a:graphicFrameLocks xmlns:a="http://schemas.openxmlformats.org/drawingml/2006/main" noChangeAspect="1"/>
+                  </wp:cNvGraphicFramePr>
+                  <a:graphic xmlns:a="http://schemas.openxmlformats.org/drawingml/2006/main">
+                    <a:graphicData uri="http://schemas.openxmlformats.org/drawingml/2006/picture">
+                      <pic:pic xmlns:pic="http://schemas.openxmlformats.org/drawingml/2006/picture">
+                        <pic:nvPicPr>
+                          <pic:cNvPr id="405075684" name=""/>
+                          <pic:cNvPicPr/>
+                        </pic:nvPicPr>
+                        <pic:blipFill>
+                          <a:blip r:embed="rId16"/>
+                          <a:stretch>
+                            <a:fillRect/>
+                          </a:stretch>
+                        </pic:blipFill>
+                        <pic:spPr>
+                          <a:xfrm>
+                            <a:off x="0" y="0"/>
+                            <a:ext cx="5943600" cy="3031490"/>
+                          </a:xfrm>
+                          <a:prstGeom prst="rect">
+                            <a:avLst/>
+                          </a:prstGeom>
+                        </pic:spPr>
+                      </pic:pic>
+                    </a:graphicData>
+                  </a:graphic>
+                </wp:inline>
+              </w:drawing>
+            </w:r>
+          </w:p>
+        </w:tc>
+      </w:tr>
+      <w:tr>
+        <w:trPr>
+          <w:tblCellSpacing w:w="15" w:type="dxa"/>
+        </w:trPr>
+        <w:tc>
+          <w:tcPr>
+            <w:tcW w:w="0" w:type="auto"/>
+            <w:vAlign w:val="center"/>
+          </w:tcPr>
+          <w:p>
+            <w:pPr>
+              <w:jc w:val="both"/>
+              <w:rPr>
+                <w:rFonts w:ascii="Times New Roman" w:eastAsia="Times New Roman" w:hAnsi="Times New Roman" w:cs="Times New Roman"/>
+                <w:kern w:val="0"/>
+                <w:sz w:val="28"/>
+                <w:szCs w:val="28"/>
+                <w14:ligatures w14:val="none"/>
+              </w:rPr>
+            </w:pPr>
+            <w:r>
+              <w:rPr>
+                <w:rFonts w:ascii="Times New Roman" w:eastAsia="Times New Roman" w:hAnsi="Times New Roman" w:cs="Times New Roman"/>
+                <w:noProof/>
+                <w:kern w:val="0"/>
+                <w:sz w:val="28"/>
+                <w:szCs w:val="28"/>
+                <w14:ligatures w14:val="none"/>
+              </w:rPr>
+              <w:lastRenderedPageBreak/>
+              <w:drawing>
+                <wp:inline distT="0" distB="0" distL="0" distR="0" wp14:anchorId="40F119BC" wp14:editId="7C751464">
+                  <wp:extent cx="5943600" cy="2499995"/>
+                  <wp:effectExtent l="0" t="0" r="0" b="0"/>
+                  <wp:docPr id="2079676393" name="Picture 1"/>
+                  <wp:cNvGraphicFramePr>
+                    <a:graphicFrameLocks xmlns:a="http://schemas.openxmlformats.org/drawingml/2006/main" noChangeAspect="1"/>
+                  </wp:cNvGraphicFramePr>
+                  <a:graphic xmlns:a="http://schemas.openxmlformats.org/drawingml/2006/main">
+                    <a:graphicData uri="http://schemas.openxmlformats.org/drawingml/2006/picture">
+                      <pic:pic xmlns:pic="http://schemas.openxmlformats.org/drawingml/2006/picture">
+                        <pic:nvPicPr>
+                          <pic:cNvPr id="2079676393" name=""/>
+                          <pic:cNvPicPr/>
+                        </pic:nvPicPr>
+                        <pic:blipFill>
+                          <a:blip r:embed="rId17"/>
+                          <a:stretch>
+                            <a:fillRect/>
+                          </a:stretch>
+                        </pic:blipFill>
+                        <pic:spPr>
+                          <a:xfrm>
+                            <a:off x="0" y="0"/>
+                            <a:ext cx="5943600" cy="2499995"/>
+                          </a:xfrm>
+                          <a:prstGeom prst="rect">
+                            <a:avLst/>
+                          </a:prstGeom>
+                        </pic:spPr>
+                      </pic:pic>
+                    </a:graphicData>
+                  </a:graphic>
+                </wp:inline>
+              </w:drawing>
+            </w:r>
+          </w:p>
+        </w:tc>
+      </w:tr>
+      <w:tr>
+        <w:trPr>
+          <w:tblCellSpacing w:w="15" w:type="dxa"/>
+        </w:trPr>
+        <w:tc>
+          <w:tcPr>
+            <w:tcW w:w="0" w:type="auto"/>
+            <w:vAlign w:val="center"/>
+            <w:hideMark/>
+          </w:tcPr>
+          <w:p>
+            <w:pPr>
+              <w:jc w:val="both"/>
+              <w:rPr>
+                <w:rFonts w:ascii="Times New Roman" w:eastAsia="Times New Roman" w:hAnsi="Times New Roman" w:cs="Times New Roman"/>
+                <w:kern w:val="0"/>
+                <w:sz w:val="28"/>
+                <w:szCs w:val="28"/>
+                <w14:ligatures w14:val="none"/>
+              </w:rPr>
+            </w:pPr>
+            <w:r>
+              <w:rPr>
+                <w:rFonts w:ascii="Times New Roman" w:eastAsia="Times New Roman" w:hAnsi="Times New Roman" w:cs="Times New Roman"/>
+                <w:kern w:val="0"/>
+                <w:sz w:val="28"/>
+                <w:szCs w:val="28"/>
+                <w14:ligatures w14:val="none"/>
+              </w:rPr>
+              <w:t xml:space="preserve">7. </w:t>
+            </w:r>
+            <w:r>
+              <w:rPr>
+                <w:rFonts w:ascii="Times New Roman" w:eastAsia="Times New Roman" w:hAnsi="Times New Roman" w:cs="Times New Roman"/>
+                <w:kern w:val="0"/>
+                <w:sz w:val="28"/>
+                <w:szCs w:val="28"/>
+                <w14:ligatures w14:val="none"/>
+              </w:rPr>
+              <w:t>Chức năng xem chi tiết sản phẩm</w:t>
+            </w:r>
+          </w:p>
+          <w:p>
+            <w:pPr>
+              <w:jc w:val="both"/>
+              <w:rPr>
+                <w:rFonts w:ascii="Times New Roman" w:eastAsia="Times New Roman" w:hAnsi="Times New Roman" w:cs="Times New Roman"/>
+                <w:kern w:val="0"/>
+                <w:sz w:val="28"/>
+                <w:szCs w:val="28"/>
+                <w14:ligatures w14:val="none"/>
+              </w:rPr>
+            </w:pPr>
+            <w:r>
+              <w:rPr>
+                <w:rFonts w:ascii="Times New Roman" w:eastAsia="Times New Roman" w:hAnsi="Times New Roman" w:cs="Times New Roman"/>
+                <w:noProof/>
+                <w:kern w:val="0"/>
+                <w:sz w:val="28"/>
+                <w:szCs w:val="28"/>
+                <w14:ligatures w14:val="none"/>
+              </w:rPr>
+              <w:drawing>
+                <wp:inline distT="0" distB="0" distL="0" distR="0" wp14:anchorId="6957BD01" wp14:editId="65FAB856">
+                  <wp:extent cx="5943600" cy="2306955"/>
+                  <wp:effectExtent l="0" t="0" r="0" b="0"/>
+                  <wp:docPr id="1243961449" name="Picture 1"/>
+                  <wp:cNvGraphicFramePr>
+                    <a:graphicFrameLocks xmlns:a="http://schemas.openxmlformats.org/drawingml/2006/main" noChangeAspect="1"/>
+                  </wp:cNvGraphicFramePr>
+                  <a:graphic xmlns:a="http://schemas.openxmlformats.org/drawingml/2006/main">
+                    <a:graphicData uri="http://schemas.openxmlformats.org/drawingml/2006/picture">
+                      <pic:pic xmlns:pic="http://schemas.openxmlformats.org/drawingml/2006/picture">
+                        <pic:nvPicPr>
+                          <pic:cNvPr id="1243961449" name=""/>
+                          <pic:cNvPicPr/>
+                        </pic:nvPicPr>
+                        <pic:blipFill>
+                          <a:blip r:embed="rId18"/>
+                          <a:stretch>
+                            <a:fillRect/>
+                          </a:stretch>
+                        </pic:blipFill>
+                        <pic:spPr>
+                          <a:xfrm>
+                            <a:off x="0" y="0"/>
+                            <a:ext cx="5943600" cy="2306955"/>
+                          </a:xfrm>
+                          <a:prstGeom prst="rect">
+                            <a:avLst/>
+                          </a:prstGeom>
+                        </pic:spPr>
+                      </pic:pic>
+                    </a:graphicData>
+                  </a:graphic>
+                </wp:inline>
+              </w:drawing>
+            </w:r>
+          </w:p>
+        </w:tc>
+      </w:tr>
+      <w:tr>
+        <w:trPr>
+          <w:tblCellSpacing w:w="15" w:type="dxa"/>
+        </w:trPr>
+        <w:tc>
+          <w:tcPr>
+            <w:tcW w:w="0" w:type="auto"/>
+            <w:vAlign w:val="center"/>
+            <w:hideMark/>
+          </w:tcPr>
+          <w:p>
+            <w:pPr>
+              <w:jc w:val="both"/>
+              <w:rPr>
+                <w:rFonts w:ascii="Times New Roman" w:eastAsia="Times New Roman" w:hAnsi="Times New Roman" w:cs="Times New Roman"/>
+                <w:kern w:val="0"/>
+                <w:sz w:val="28"/>
+                <w:szCs w:val="28"/>
+                <w14:ligatures w14:val="none"/>
+              </w:rPr>
+            </w:pPr>
+            <w:r>
+              <w:rPr>
+                <w:rFonts w:ascii="Times New Roman" w:eastAsia="Times New Roman" w:hAnsi="Times New Roman" w:cs="Times New Roman"/>
+                <w:kern w:val="0"/>
+                <w:sz w:val="28"/>
+                <w:szCs w:val="28"/>
+                <w14:ligatures w14:val="none"/>
+              </w:rPr>
+              <w:lastRenderedPageBreak/>
+              <w:t>8</w:t>
+            </w:r>
+            <w:r>
+              <w:rPr>
+                <w:rFonts w:ascii="Times New Roman" w:eastAsia="Times New Roman" w:hAnsi="Times New Roman" w:cs="Times New Roman"/>
+                <w:kern w:val="0"/>
+                <w:sz w:val="28"/>
+                <w:szCs w:val="28"/>
+                <w14:ligatures w14:val="none"/>
+              </w:rPr>
+              <w:t xml:space="preserve">. </w:t>
+            </w:r>
+            <w:r>
+              <w:rPr>
+                <w:rFonts w:ascii="Times New Roman" w:eastAsia="Times New Roman" w:hAnsi="Times New Roman" w:cs="Times New Roman"/>
+                <w:kern w:val="0"/>
+                <w:sz w:val="28"/>
+                <w:szCs w:val="28"/>
+                <w14:ligatures w14:val="none"/>
+              </w:rPr>
+              <w:t>Tìm kiếm sản phẩm</w:t>
+            </w:r>
+          </w:p>
+          <w:p>
+            <w:pPr>
+              <w:jc w:val="both"/>
+              <w:rPr>
+                <w:rFonts w:ascii="Times New Roman" w:eastAsia="Times New Roman" w:hAnsi="Times New Roman" w:cs="Times New Roman"/>
+                <w:kern w:val="0"/>
+                <w:sz w:val="28"/>
+                <w:szCs w:val="28"/>
+                <w14:ligatures w14:val="none"/>
+              </w:rPr>
+            </w:pPr>
+            <w:r>
+              <w:rPr>
+                <w:rFonts w:ascii="Times New Roman" w:eastAsia="Times New Roman" w:hAnsi="Times New Roman" w:cs="Times New Roman"/>
+                <w:noProof/>
+                <w:kern w:val="0"/>
+                <w:sz w:val="28"/>
+                <w:szCs w:val="28"/>
+                <w14:ligatures w14:val="none"/>
+              </w:rPr>
+              <w:drawing>
+                <wp:inline distT="0" distB="0" distL="0" distR="0" wp14:anchorId="49369FD1" wp14:editId="4F9DFF8C">
+                  <wp:extent cx="5943600" cy="2882900"/>
+                  <wp:effectExtent l="0" t="0" r="0" b="0"/>
+                  <wp:docPr id="106627088" name="Picture 1"/>
+                  <wp:cNvGraphicFramePr>
+                    <a:graphicFrameLocks xmlns:a="http://schemas.openxmlformats.org/drawingml/2006/main" noChangeAspect="1"/>
+                  </wp:cNvGraphicFramePr>
+                  <a:graphic xmlns:a="http://schemas.openxmlformats.org/drawingml/2006/main">
+                    <a:graphicData uri="http://schemas.openxmlformats.org/drawingml/2006/picture">
+                      <pic:pic xmlns:pic="http://schemas.openxmlformats.org/drawingml/2006/picture">
+                        <pic:nvPicPr>
+                          <pic:cNvPr id="106627088" name=""/>
+                          <pic:cNvPicPr/>
+                        </pic:nvPicPr>
+                        <pic:blipFill>
+                          <a:blip r:embed="rId19"/>
+                          <a:stretch>
+                            <a:fillRect/>
+                          </a:stretch>
+                        </pic:blipFill>
+                        <pic:spPr>
+                          <a:xfrm>
+                            <a:off x="0" y="0"/>
+                            <a:ext cx="5943600" cy="2882900"/>
+                          </a:xfrm>
+                          <a:prstGeom prst="rect">
+                            <a:avLst/>
+                          </a:prstGeom>
+                        </pic:spPr>
+                      </pic:pic>
+                    </a:graphicData>
+                  </a:graphic>
+                </wp:inline>
+              </w:drawing>
+            </w:r>
+          </w:p>
+          <w:p>
+            <w:pPr>
+              <w:jc w:val="both"/>
+              <w:rPr>
+                <w:rFonts w:ascii="Times New Roman" w:eastAsia="Times New Roman" w:hAnsi="Times New Roman" w:cs="Times New Roman"/>
+                <w:kern w:val="0"/>
+                <w:sz w:val="28"/>
+                <w:szCs w:val="28"/>
+                <w14:ligatures w14:val="none"/>
+              </w:rPr>
+            </w:pPr>
+          </w:p>
+        </w:tc>
+      </w:tr>
+    </w:tbl>
+    <w:p>
+      <w:pPr>
+        <w:rPr>
+          <w:rFonts w:ascii="Times New Roman" w:eastAsia="Times New Roman" w:hAnsi="Times New Roman" w:cs="Times New Roman"/>
+          <w:kern w:val="0"/>
+          <w:sz w:val="28"/>
+          <w:szCs w:val="28"/>
+          <w14:ligatures w14:val="none"/>
+        </w:rPr>
+      </w:pPr>
+      <w:r>
+        <w:rPr>
+          <w:rFonts w:ascii="Times New Roman" w:eastAsia="Times New Roman" w:hAnsi="Times New Roman" w:cs="Times New Roman"/>
+          <w:noProof/>
+          <w:kern w:val="0"/>
+          <w:sz w:val="28"/>
+          <w:szCs w:val="28"/>
+          <w14:ligatures w14:val="none"/>
+        </w:rPr>
+        <w:drawing>
+          <wp:inline distT="0" distB="0" distL="0" distR="0" wp14:anchorId="666BD386" wp14:editId="21EDE087">
+            <wp:extent cx="5943600" cy="2207260"/>
+            <wp:effectExtent l="0" t="0" r="0" b="2540"/>
+            <wp:docPr id="1200757580" name="Picture 1"/>
+            <wp:cNvGraphicFramePr>
+              <a:graphicFrameLocks xmlns:a="http://schemas.openxmlformats.org/drawingml/2006/main" noChangeAspect="1"/>
+            </wp:cNvGraphicFramePr>
+            <a:graphic xmlns:a="http://schemas.openxmlformats.org/drawingml/2006/main">
+              <a:graphicData uri="http://schemas.openxmlformats.org/drawingml/2006/picture">
+                <pic:pic xmlns:pic="http://schemas.openxmlformats.org/drawingml/2006/picture">
+                  <pic:nvPicPr>
+                    <pic:cNvPr id="1200757580" name=""/>
+                    <pic:cNvPicPr/>
+                  </pic:nvPicPr>
+                  <pic:blipFill>
+                    <a:blip r:embed="rId20"/>
+                    <a:stretch>
+                      <a:fillRect/>
+                    </a:stretch>
+                  </pic:blipFill>
+                  <pic:spPr>
+                    <a:xfrm>
+                      <a:off x="0" y="0"/>
+                      <a:ext cx="5943600" cy="2207260"/>
+                    </a:xfrm>
+                    <a:prstGeom prst="rect">
+                      <a:avLst/>
+                    </a:prstGeom>
+                  </pic:spPr>
+                </pic:pic>
+              </a:graphicData>
+            </a:graphic>
+          </wp:inline>
+        </w:drawing>
       </w:r>
     </w:p>
     <w:p>
@@ -2794,7 +2905,7 @@
 </file>
 
 <file path=word/numbering.xml><?xml version="1.0" encoding="utf-8"?>
-<w:numbering xmlns:wpc="http://schemas.microsoft.com/office/word/2010/wordprocessingCanvas" xmlns:cx="http://schemas.microsoft.com/office/drawing/2014/chartex" xmlns:cx1="http://schemas.microsoft.com/office/drawing/2015/9/8/chartex" xmlns:cx2="http://schemas.microsoft.com/office/drawing/2015/10/21/chartex" xmlns:cx3="http://schemas.microsoft.com/office/drawing/2016/5/9/chartex" xmlns:cx4="http://schemas.microsoft.com/office/drawing/2016/5/10/chartex" xmlns:cx5="http://schemas.microsoft.com/office/drawing/2016/5/11/chartex" xmlns:cx6="http://schemas.microsoft.com/office/drawing/2016/5/12/chartex" xmlns:cx7="http://schemas.microsoft.com/office/drawing/2016/5/13/chartex" xmlns:cx8="http://schemas.microsoft.com/office/drawing/2016/5/14/chartex" xmlns:mc="http://schemas.openxmlformats.org/markup-compatibility/2006" xmlns:aink="http://schemas.microsoft.com/office/drawing/2016/ink" xmlns:am3d="http://schemas.microsoft.com/office/drawing/2017/model3d" xmlns:o="urn:schemas-microsoft-com:office:office" xmlns:oel="http://schemas.microsoft.com/office/2019/extlst" xmlns:r="http://schemas.openxmlformats.org/officeDocument/2006/relationships" xmlns:m="http://schemas.openxmlformats.org/officeDocument/2006/math" xmlns:v="urn:schemas-microsoft-com:vml" xmlns:wp14="http://schemas.microsoft.com/office/word/2010/wordprocessingDrawing" xmlns:wp="http://schemas.openxmlformats.org/drawingml/2006/wordprocessingDrawing" xmlns:w10="urn:schemas-microsoft-com:office:word" xmlns:w="http://schemas.openxmlformats.org/wordprocessingml/2006/main" xmlns:w14="http://schemas.microsoft.com/office/word/2010/wordml" xmlns:w15="http://schemas.microsoft.com/office/word/2012/wordml" xmlns:w16cex="http://schemas.microsoft.com/office/word/2018/wordml/cex" xmlns:w16cid="http://schemas.microsoft.com/office/word/2016/wordml/cid" xmlns:w16="http://schemas.microsoft.com/office/word/2018/wordml" xmlns:w16sdtdh="http://schemas.microsoft.com/office/word/2020/wordml/sdtdatahash" xmlns:w16se="http://schemas.microsoft.com/office/word/2015/wordml/symex" xmlns:wpg="http://schemas.microsoft.com/office/word/2010/wordprocessingGroup" xmlns:wpi="http://schemas.microsoft.com/office/word/2010/wordprocessingInk" xmlns:wne="http://schemas.microsoft.com/office/word/2006/wordml" xmlns:wps="http://schemas.microsoft.com/office/word/2010/wordprocessingShape" mc:Ignorable="w14 w15 w16se w16cid w16 w16cex w16sdtdh wp14">
+<w:numbering xmlns:wpc="http://schemas.microsoft.com/office/word/2010/wordprocessingCanvas" xmlns:cx="http://schemas.microsoft.com/office/drawing/2014/chartex" xmlns:cx1="http://schemas.microsoft.com/office/drawing/2015/9/8/chartex" xmlns:cx2="http://schemas.microsoft.com/office/drawing/2015/10/21/chartex" xmlns:cx3="http://schemas.microsoft.com/office/drawing/2016/5/9/chartex" xmlns:cx4="http://schemas.microsoft.com/office/drawing/2016/5/10/chartex" xmlns:cx5="http://schemas.microsoft.com/office/drawing/2016/5/11/chartex" xmlns:cx6="http://schemas.microsoft.com/office/drawing/2016/5/12/chartex" xmlns:cx7="http://schemas.microsoft.com/office/drawing/2016/5/13/chartex" xmlns:cx8="http://schemas.microsoft.com/office/drawing/2016/5/14/chartex" xmlns:mc="http://schemas.openxmlformats.org/markup-compatibility/2006" xmlns:aink="http://schemas.microsoft.com/office/drawing/2016/ink" xmlns:am3d="http://schemas.microsoft.com/office/drawing/2017/model3d" xmlns:o="urn:schemas-microsoft-com:office:office" xmlns:oel="http://schemas.microsoft.com/office/2019/extlst" xmlns:r="http://schemas.openxmlformats.org/officeDocument/2006/relationships" xmlns:m="http://schemas.openxmlformats.org/officeDocument/2006/math" xmlns:v="urn:schemas-microsoft-com:vml" xmlns:wp14="http://schemas.microsoft.com/office/word/2010/wordprocessingDrawing" xmlns:wp="http://schemas.openxmlformats.org/drawingml/2006/wordprocessingDrawing" xmlns:w10="urn:schemas-microsoft-com:office:word" xmlns:w="http://schemas.openxmlformats.org/wordprocessingml/2006/main" xmlns:w14="http://schemas.microsoft.com/office/word/2010/wordml" xmlns:w15="http://schemas.microsoft.com/office/word/2012/wordml" xmlns:w16cex="http://schemas.microsoft.com/office/word/2018/wordml/cex" xmlns:w16cid="http://schemas.microsoft.com/office/word/2016/wordml/cid" xmlns:w16="http://schemas.microsoft.com/office/word/2018/wordml" xmlns:w16du="http://schemas.microsoft.com/office/word/2023/wordml/word16du" xmlns:w16sdtdh="http://schemas.microsoft.com/office/word/2020/wordml/sdtdatahash" xmlns:w16se="http://schemas.microsoft.com/office/word/2015/wordml/symex" xmlns:wpg="http://schemas.microsoft.com/office/word/2010/wordprocessingGroup" xmlns:wpi="http://schemas.microsoft.com/office/word/2010/wordprocessingInk" xmlns:wne="http://schemas.microsoft.com/office/word/2006/wordml" xmlns:wps="http://schemas.microsoft.com/office/word/2010/wordprocessingShape" mc:Ignorable="w14 w15 w16se w16cid w16 w16cex w16sdtdh w16du wp14">
   <w:abstractNum w:abstractNumId="0" w15:restartNumberingAfterBreak="0">
     <w:nsid w:val="01A700C1"/>
     <w:multiLevelType w:val="multilevel"/>
@@ -2951,7 +3062,7 @@
 </file>
 
 <file path=word/styles.xml><?xml version="1.0" encoding="utf-8"?>
-<w:styles xmlns:mc="http://schemas.openxmlformats.org/markup-compatibility/2006" xmlns:r="http://schemas.openxmlformats.org/officeDocument/2006/relationships" xmlns:w="http://schemas.openxmlformats.org/wordprocessingml/2006/main" xmlns:w14="http://schemas.microsoft.com/office/word/2010/wordml" xmlns:w15="http://schemas.microsoft.com/office/word/2012/wordml" xmlns:w16cex="http://schemas.microsoft.com/office/word/2018/wordml/cex" xmlns:w16cid="http://schemas.microsoft.com/office/word/2016/wordml/cid" xmlns:w16="http://schemas.microsoft.com/office/word/2018/wordml" xmlns:w16sdtdh="http://schemas.microsoft.com/office/word/2020/wordml/sdtdatahash" xmlns:w16se="http://schemas.microsoft.com/office/word/2015/wordml/symex" mc:Ignorable="w14 w15 w16se w16cid w16 w16cex w16sdtdh">
+<w:styles xmlns:mc="http://schemas.openxmlformats.org/markup-compatibility/2006" xmlns:r="http://schemas.openxmlformats.org/officeDocument/2006/relationships" xmlns:w="http://schemas.openxmlformats.org/wordprocessingml/2006/main" xmlns:w14="http://schemas.microsoft.com/office/word/2010/wordml" xmlns:w15="http://schemas.microsoft.com/office/word/2012/wordml" xmlns:w16cex="http://schemas.microsoft.com/office/word/2018/wordml/cex" xmlns:w16cid="http://schemas.microsoft.com/office/word/2016/wordml/cid" xmlns:w16="http://schemas.microsoft.com/office/word/2018/wordml" xmlns:w16du="http://schemas.microsoft.com/office/word/2023/wordml/word16du" xmlns:w16sdtdh="http://schemas.microsoft.com/office/word/2020/wordml/sdtdatahash" xmlns:w16se="http://schemas.microsoft.com/office/word/2015/wordml/symex" mc:Ignorable="w14 w15 w16se w16cid w16 w16cex w16sdtdh w16du">
   <w:docDefaults>
     <w:rPrDefault>
       <w:rPr>
@@ -2959,7 +3070,7 @@
         <w:kern w:val="2"/>
         <w:sz w:val="24"/>
         <w:szCs w:val="24"/>
-        <w:lang w:val="en-VN" w:eastAsia="en-US" w:bidi="ar-SA"/>
+        <w:lang w:val="en-US" w:eastAsia="en-US" w:bidi="ar-SA"/>
         <w14:ligatures w14:val="standardContextual"/>
       </w:rPr>
     </w:rPrDefault>
@@ -3346,9 +3457,7 @@
   <w:style w:type="paragraph" w:default="1" w:styleId="Normal">
     <w:name w:val="Normal"/>
     <w:qFormat/>
-    <w:rPr>
-      <w:lang w:val="en-US"/>
-    </w:rPr>
+    <w:rsid w:val="008E14DE"/>
   </w:style>
   <w:style w:type="character" w:default="1" w:styleId="DefaultParagraphFont">
     <w:name w:val="Default Paragraph Font"/>
@@ -3390,7 +3499,6 @@
     <w:rPr>
       <w:rFonts w:ascii="Times New Roman" w:eastAsia="Times New Roman" w:hAnsi="Times New Roman" w:cs="Times New Roman"/>
       <w:kern w:val="0"/>
-      <w:lang w:val="en-VN"/>
       <w14:ligatures w14:val="none"/>
     </w:rPr>
   </w:style>
@@ -3416,6 +3524,41 @@
       <w:rFonts w:ascii="Courier New" w:eastAsia="Times New Roman" w:hAnsi="Courier New" w:cs="Courier New"/>
       <w:sz w:val="20"/>
       <w:szCs w:val="20"/>
+    </w:rPr>
+  </w:style>
+  <w:style w:type="character" w:styleId="Hyperlink">
+    <w:name w:val="Hyperlink"/>
+    <w:basedOn w:val="DefaultParagraphFont"/>
+    <w:uiPriority w:val="99"/>
+    <w:unhideWhenUsed/>
+    <w:rsid w:val="00F8773B"/>
+    <w:rPr>
+      <w:color w:val="0563C1" w:themeColor="hyperlink"/>
+      <w:u w:val="single"/>
+    </w:rPr>
+  </w:style>
+  <w:style w:type="character" w:styleId="UnresolvedMention">
+    <w:name w:val="Unresolved Mention"/>
+    <w:basedOn w:val="DefaultParagraphFont"/>
+    <w:uiPriority w:val="99"/>
+    <w:semiHidden/>
+    <w:unhideWhenUsed/>
+    <w:rsid w:val="00F8773B"/>
+    <w:rPr>
+      <w:color w:val="605E5C"/>
+      <w:shd w:val="clear" w:color="auto" w:fill="E1DFDD"/>
+    </w:rPr>
+  </w:style>
+  <w:style w:type="character" w:styleId="FollowedHyperlink">
+    <w:name w:val="FollowedHyperlink"/>
+    <w:basedOn w:val="DefaultParagraphFont"/>
+    <w:uiPriority w:val="99"/>
+    <w:semiHidden/>
+    <w:unhideWhenUsed/>
+    <w:rsid w:val="00F8773B"/>
+    <w:rPr>
+      <w:color w:val="954F72" w:themeColor="followedHyperlink"/>
+      <w:u w:val="single"/>
     </w:rPr>
   </w:style>
 </w:styles>
